--- a/docs/atlas/ATL-23_Chuc-vu-phan-quyen.docx
+++ b/docs/atlas/ATL-23_Chuc-vu-phan-quyen.docx
@@ -313,7 +313,7 @@
                 <w:sz w:val="19"/>
                 <w:szCs w:val="19"/>
               </w:rPr>
-              <w:t xml:space="preserve">1.0 — 22/10/2026</w:t>
+              <w:t xml:space="preserve">1.1 — 23/10/2026</w:t>
             </w:r>
           </w:p>
         </w:tc>
@@ -519,7 +519,7 @@
           <w:sz w:val="19"/>
           <w:szCs w:val="19"/>
         </w:rPr>
-        <w:t xml:space="preserve">Lưu ý: các mã quyền là danh mục đã định nghĩa (xem ATL-23); giao diện hiện chưa kiểm tra quyền — mọi tài khoản đăng nhập đều xem và dùng được mọi chức năng.</w:t>
+        <w:t xml:space="preserve">Lưu ý: quyền được kiểm tra ở cả hai nơi — giao diện ẩn trang, mục menu và nút mà chức vụ không có quyền; máy chủ kiểm tra lại ở mọi API (thiếu quyền thì báo "Chức vụ của bạn chưa có quyền…"). Danh mục quyền: ATL-23.</w:t>
       </w:r>
     </w:p>
     <w:p>
@@ -1790,7 +1790,7 @@
                 <w:sz w:val="19"/>
                 <w:szCs w:val="19"/>
               </w:rPr>
-              <w:t xml:space="preserve">Mỗi chức vụ là một thẻ: ảnh chữ cái viết tắt, tên, nhãn Hệ thống / Ngừng dùng, "N người · x/98 quyền" và thanh phủ quyền; màn hình dưới 1100 px chuyển thành dải cuộn ngang phía trên.</w:t>
+              <w:t xml:space="preserve">Mỗi chức vụ là một thẻ: ảnh chữ cái viết tắt, tên, nhãn Hệ thống / Ngừng dùng, "N người · x/99 quyền" và thanh phủ quyền; màn hình dưới 1100 px chuyển thành dải cuộn ngang phía trên.</w:t>
             </w:r>
           </w:p>
         </w:tc>
@@ -1857,7 +1857,7 @@
                 <w:sz w:val="19"/>
                 <w:szCs w:val="19"/>
               </w:rPr>
-              <w:t xml:space="preserve">Tên, mô tả, nút Sửa và Ngừng dùng; ba chỉ số: Người dùng (chữ cái viết tắt của người đang giữ, bấm mở hồ sơ, tối đa 5 kèm "+N"), Quyền đã cấp (x/98 kèm thanh), Nhóm chức năng (n/23 có ít nhất một quyền).</w:t>
+              <w:t xml:space="preserve">Tên, mô tả, nút Sửa và Ngừng dùng; ba chỉ số: Người dùng (chữ cái viết tắt của người đang giữ, bấm mở hồ sơ, tối đa 5 kèm "+N"), Quyền đã cấp (x/99 kèm thanh), Nhóm chức năng (n/24 có ít nhất một quyền).</w:t>
             </w:r>
           </w:p>
         </w:tc>
@@ -2202,7 +2202,7 @@
                 <w:sz w:val="19"/>
                 <w:szCs w:val="19"/>
               </w:rPr>
-              <w:t xml:space="preserve">Luôn toàn quyền (98/98); ma trận bị khoá, không sửa, không ngừng dùng.</w:t>
+              <w:t xml:space="preserve">Luôn toàn quyền (99/99); ma trận bị khoá, không sửa, không ngừng dùng.</w:t>
             </w:r>
           </w:p>
         </w:tc>
@@ -2609,14 +2609,6 @@
       <w:r>
         <w:rPr>
           <w:rFonts w:ascii="Arial" w:cs="Arial" w:eastAsia="Arial" w:hAnsi="Arial"/>
-          <w:sz w:val="21"/>
-          <w:szCs w:val="21"/>
-        </w:rPr>
-        <w:t xml:space="preserve"/>
-      </w:r>
-      <w:r>
-        <w:rPr>
-          <w:rFonts w:ascii="Arial" w:cs="Arial" w:eastAsia="Arial" w:hAnsi="Arial"/>
           <w:b/>
           <w:bCs/>
           <w:sz w:val="21"/>
@@ -2630,7 +2622,7 @@
           <w:sz w:val="21"/>
           <w:szCs w:val="21"/>
         </w:rPr>
-        <w:t xml:space="preserve"> theo mô tả: CEO 98 · Quản lý 89 · Kế toán 47 · Sale 16 · Thủ kho 19 · Nhân viên giao hàng 6 · Nhân viên xưởng 5 quyền.</w:t>
+        <w:t xml:space="preserve"> theo mô tả: CEO 99 · Quản lý 90 · Kế toán 47 · Sale 16 · Thủ kho 19 · Nhân viên giao hàng 6 · Nhân viên xưởng 5 quyền.</w:t>
       </w:r>
     </w:p>
     <w:p>
@@ -3119,7 +3111,7 @@
                 <w:sz w:val="19"/>
                 <w:szCs w:val="19"/>
               </w:rPr>
-              <w:t xml:space="preserve">Quyền đã cấp (98 quyền trong danh mục).</w:t>
+              <w:t xml:space="preserve">Quyền đã cấp (99 quyền trong danh mục).</w:t>
             </w:r>
           </w:p>
         </w:tc>
@@ -5467,6 +5459,73 @@
           </w:p>
         </w:tc>
       </w:tr>
+      <w:tr>
+        <w:trPr>
+          <w:cantSplit/>
+        </w:trPr>
+        <w:tc>
+          <w:tcPr>
+            <w:tcW w:type="dxa" w:w="2610"/>
+            <w:tcBorders>
+              <w:top w:val="single" w:color="A6A6A6" w:sz="4"/>
+              <w:left w:val="single" w:color="A6A6A6" w:sz="4"/>
+              <w:bottom w:val="single" w:color="A6A6A6" w:sz="4"/>
+              <w:right w:val="single" w:color="A6A6A6" w:sz="4"/>
+            </w:tcBorders>
+            <w:tcMar>
+              <w:top w:type="dxa" w:w="60"/>
+              <w:left w:type="dxa" w:w="100"/>
+              <w:bottom w:type="dxa" w:w="60"/>
+              <w:right w:type="dxa" w:w="100"/>
+            </w:tcMar>
+            <w:vAlign w:val="top"/>
+          </w:tcPr>
+          <w:p>
+            <w:pPr>
+              <w:spacing w:after="20" w:line="270"/>
+            </w:pPr>
+            <w:r>
+              <w:rPr>
+                <w:rFonts w:ascii="Arial" w:cs="Arial" w:eastAsia="Arial" w:hAnsi="Arial"/>
+                <w:sz w:val="19"/>
+                <w:szCs w:val="19"/>
+              </w:rPr>
+              <w:t xml:space="preserve">Nhật ký hoạt động</w:t>
+            </w:r>
+          </w:p>
+        </w:tc>
+        <w:tc>
+          <w:tcPr>
+            <w:tcW w:type="dxa" w:w="7028"/>
+            <w:tcBorders>
+              <w:top w:val="single" w:color="A6A6A6" w:sz="4"/>
+              <w:left w:val="single" w:color="A6A6A6" w:sz="4"/>
+              <w:bottom w:val="single" w:color="A6A6A6" w:sz="4"/>
+              <w:right w:val="single" w:color="A6A6A6" w:sz="4"/>
+            </w:tcBorders>
+            <w:tcMar>
+              <w:top w:type="dxa" w:w="60"/>
+              <w:left w:type="dxa" w:w="100"/>
+              <w:bottom w:type="dxa" w:w="60"/>
+              <w:right w:type="dxa" w:w="100"/>
+            </w:tcMar>
+            <w:vAlign w:val="top"/>
+          </w:tcPr>
+          <w:p>
+            <w:pPr>
+              <w:spacing w:after="20" w:line="270"/>
+            </w:pPr>
+            <w:r>
+              <w:rPr>
+                <w:rFonts w:ascii="Arial" w:cs="Arial" w:eastAsia="Arial" w:hAnsi="Arial"/>
+                <w:sz w:val="19"/>
+                <w:szCs w:val="19"/>
+              </w:rPr>
+              <w:t xml:space="preserve">xem (audit.view) — mặc định CEO và Quản lý</w:t>
+            </w:r>
+          </w:p>
+        </w:tc>
+      </w:tr>
     </w:tbl>
     <w:p>
       <w:pPr>
@@ -5501,25 +5560,7 @@
           <w:sz w:val="21"/>
           <w:szCs w:val="21"/>
         </w:rPr>
-        <w:t xml:space="preserve">Quyền hiện mới được lưu và hiển thị; giao diện </w:t>
-      </w:r>
-      <w:r>
-        <w:rPr>
-          <w:rFonts w:ascii="Arial" w:cs="Arial" w:eastAsia="Arial" w:hAnsi="Arial"/>
-          <w:b/>
-          <w:bCs/>
-          <w:sz w:val="21"/>
-          <w:szCs w:val="21"/>
-        </w:rPr>
-        <w:t xml:space="preserve">chưa kiểm tra quyền</w:t>
-      </w:r>
-      <w:r>
-        <w:rPr>
-          <w:rFonts w:ascii="Arial" w:cs="Arial" w:eastAsia="Arial" w:hAnsi="Arial"/>
-          <w:sz w:val="21"/>
-          <w:szCs w:val="21"/>
-        </w:rPr>
-        <w:t xml:space="preserve"> khi người dùng thao tác (mọi tài khoản đăng nhập vẫn dùng được mọi chức năng). Áp quyền thật sẽ làm khi nối backend.</w:t>
+        <w:t xml:space="preserve">Quyền được áp ở cả giao diện (ẩn trang, mục menu, nút tạo mới mà chức vụ không có quyền) và máy chủ (mọi API kiểm tra quyền; thiếu quyền trả lỗi 403). Đổi quyền có hiệu lực ở máy chủ từ yêu cầu kế tiếp của người giữ chức vụ. Riêng quyền Xem giá vốn mới là định nghĩa, chưa áp dụng. Mọi thay đổi chức vụ và quyền được ghi vào Nhật ký hoạt động (ATL-27).</w:t>
       </w:r>
     </w:p>
     <w:p>
@@ -5537,7 +5578,7 @@
           <w:sz w:val="21"/>
           <w:szCs w:val="21"/>
         </w:rPr>
-        <w:t xml:space="preserve">Hệ thống hiện chạy trên dữ liệu mô phỏng (mock) trong trình duyệt; các quy tắc dưới đây là hành vi đã cài đặt ở giao diện và sẽ ánh xạ 1:1 sang API backend.</w:t>
+        <w:t xml:space="preserve">Dữ liệu được lưu ở máy chủ (cơ sở dữ liệu PostgreSQL) và đọc / ghi qua API; các quy tắc nghiệp vụ trong tài liệu này được áp ở máy chủ, giao diện báo lỗi sớm cho người dùng. Mỗi thao tác ghi để lại một dòng Nhật ký hoạt động (ATL-27).</w:t>
       </w:r>
     </w:p>
     <w:sectPr>

--- a/docs/atlas/ATL-23_Chuc-vu-phan-quyen.docx
+++ b/docs/atlas/ATL-23_Chuc-vu-phan-quyen.docx
@@ -1,6 +1,6 @@
 
 <file path=word/document.xml><?xml version="1.0" encoding="utf-8"?>
-<w:document xmlns:wpc="http://schemas.microsoft.com/office/word/2010/wordprocessingCanvas" xmlns:mc="http://schemas.openxmlformats.org/markup-compatibility/2006" xmlns:o="urn:schemas-microsoft-com:office:office" xmlns:r="http://schemas.openxmlformats.org/officeDocument/2006/relationships" xmlns:m="http://schemas.openxmlformats.org/officeDocument/2006/math" xmlns:v="urn:schemas-microsoft-com:vml" xmlns:wp14="http://schemas.microsoft.com/office/word/2010/wordprocessingDrawing" xmlns:wp="http://schemas.openxmlformats.org/drawingml/2006/wordprocessingDrawing" xmlns:w10="urn:schemas-microsoft-com:office:word" xmlns:w="http://schemas.openxmlformats.org/wordprocessingml/2006/main" xmlns:w14="http://schemas.microsoft.com/office/word/2010/wordml" xmlns:w15="http://schemas.microsoft.com/office/word/2012/wordml" xmlns:wpg="http://schemas.microsoft.com/office/word/2010/wordprocessingGroup" xmlns:wpi="http://schemas.microsoft.com/office/word/2010/wordprocessingInk" xmlns:wne="http://schemas.microsoft.com/office/word/2006/wordml" xmlns:wps="http://schemas.microsoft.com/office/word/2010/wordprocessingShape" xmlns:cx="http://schemas.microsoft.com/office/drawing/2014/chartex" xmlns:cx1="http://schemas.microsoft.com/office/drawing/2015/9/8/chartex" xmlns:cx2="http://schemas.microsoft.com/office/drawing/2015/10/21/chartex" xmlns:cx3="http://schemas.microsoft.com/office/drawing/2016/5/9/chartex" xmlns:cx4="http://schemas.microsoft.com/office/drawing/2016/5/10/chartex" xmlns:cx5="http://schemas.microsoft.com/office/drawing/2016/5/11/chartex" xmlns:cx6="http://schemas.microsoft.com/office/drawing/2016/5/12/chartex" xmlns:cx7="http://schemas.microsoft.com/office/drawing/2016/5/13/chartex" xmlns:cx8="http://schemas.microsoft.com/office/drawing/2016/5/14/chartex" xmlns:aink="http://schemas.microsoft.com/office/drawing/2016/ink" xmlns:am3d="http://schemas.microsoft.com/office/drawing/2017/model3d" xmlns:w16cex="http://schemas.microsoft.com/office/word/2018/wordml/cex" xmlns:w16cid="http://schemas.microsoft.com/office/word/2016/wordml/cid" xmlns:w16="http://schemas.microsoft.com/office/word/2018/wordml" xmlns:w16sdtdh="http://schemas.microsoft.com/office/word/2020/wordml/sdtdatahash" xmlns:w16se="http://schemas.microsoft.com/office/word/2015/wordml/symex" mc:Ignorable="w14 w15 wp14">
+<w:document xmlns:r="http://schemas.openxmlformats.org/officeDocument/2006/relationships" xmlns:w="http://schemas.openxmlformats.org/wordprocessingml/2006/main">
   <w:body>
     <w:p>
       <w:pPr>
@@ -313,7 +313,7 @@
                 <w:sz w:val="19"/>
                 <w:szCs w:val="19"/>
               </w:rPr>
-              <w:t xml:space="preserve">1.1 — 23/10/2026</w:t>
+              <w:t xml:space="preserve">1.2 — 29/10/2026</w:t>
             </w:r>
           </w:p>
         </w:tc>
@@ -386,11 +386,6 @@
         </w:tc>
       </w:tr>
     </w:tbl>
-    <w:p>
-      <w:pPr>
-        <w:spacing w:after="80"/>
-      </w:pPr>
-    </w:p>
     <w:p>
       <w:pPr>
         <w:pStyle w:val="Heading1"/>
@@ -463,7 +458,7 @@
         <w:pStyle w:val="ListParagraph"/>
         <w:numPr>
           <w:ilvl w:val="0"/>
-          <w:numId w:val="2"/>
+          <w:numId w:val="1"/>
         </w:numPr>
         <w:spacing w:after="60" w:line="290"/>
       </w:pPr>
@@ -504,7 +499,7 @@
           <w:sz w:val="21"/>
           <w:szCs w:val="21"/>
         </w:rPr>
-        <w:t xml:space="preserve">position.view, position.create, position.update, position.assign_permission.</w:t>
+        <w:t xml:space="preserve">position.view, position.create, position.update, position.delete (ngừng dùng), position.assign_permission.</w:t>
       </w:r>
     </w:p>
     <w:p>
@@ -811,7 +806,7 @@
     </w:tbl>
     <w:p>
       <w:pPr>
-        <w:spacing w:after="80"/>
+        <w:spacing w:after="0" w:line="120" w:lineRule="exact"/>
       </w:pPr>
     </w:p>
     <w:tbl>
@@ -827,10 +822,10 @@
         </w:tblBorders>
       </w:tblPr>
       <w:tblGrid>
-        <w:gridCol w:w="596"/>
-        <w:gridCol w:w="1490"/>
-        <w:gridCol w:w="3974"/>
-        <w:gridCol w:w="3578"/>
+        <w:gridCol w:w="660"/>
+        <w:gridCol w:w="1100"/>
+        <w:gridCol w:w="3771"/>
+        <w:gridCol w:w="4107"/>
       </w:tblGrid>
       <w:tr>
         <w:trPr>
@@ -839,7 +834,7 @@
         </w:trPr>
         <w:tc>
           <w:tcPr>
-            <w:tcW w:type="dxa" w:w="596"/>
+            <w:tcW w:type="dxa" w:w="660"/>
             <w:tcBorders>
               <w:top w:val="single" w:color="A6A6A6" w:sz="4"/>
               <w:left w:val="single" w:color="A6A6A6" w:sz="4"/>
@@ -873,7 +868,7 @@
         </w:tc>
         <w:tc>
           <w:tcPr>
-            <w:tcW w:type="dxa" w:w="1490"/>
+            <w:tcW w:type="dxa" w:w="1100"/>
             <w:tcBorders>
               <w:top w:val="single" w:color="A6A6A6" w:sz="4"/>
               <w:left w:val="single" w:color="A6A6A6" w:sz="4"/>
@@ -907,7 +902,7 @@
         </w:tc>
         <w:tc>
           <w:tcPr>
-            <w:tcW w:type="dxa" w:w="3974"/>
+            <w:tcW w:type="dxa" w:w="3771"/>
             <w:tcBorders>
               <w:top w:val="single" w:color="A6A6A6" w:sz="4"/>
               <w:left w:val="single" w:color="A6A6A6" w:sz="4"/>
@@ -941,7 +936,7 @@
         </w:tc>
         <w:tc>
           <w:tcPr>
-            <w:tcW w:type="dxa" w:w="3578"/>
+            <w:tcW w:type="dxa" w:w="4107"/>
             <w:tcBorders>
               <w:top w:val="single" w:color="A6A6A6" w:sz="4"/>
               <w:left w:val="single" w:color="A6A6A6" w:sz="4"/>
@@ -980,7 +975,7 @@
         </w:trPr>
         <w:tc>
           <w:tcPr>
-            <w:tcW w:type="dxa" w:w="596"/>
+            <w:tcW w:type="dxa" w:w="660"/>
             <w:tcBorders>
               <w:top w:val="single" w:color="A6A6A6" w:sz="4"/>
               <w:left w:val="single" w:color="A6A6A6" w:sz="4"/>
@@ -1011,7 +1006,7 @@
         </w:tc>
         <w:tc>
           <w:tcPr>
-            <w:tcW w:type="dxa" w:w="1490"/>
+            <w:tcW w:type="dxa" w:w="1100"/>
             <w:tcBorders>
               <w:top w:val="single" w:color="A6A6A6" w:sz="4"/>
               <w:left w:val="single" w:color="A6A6A6" w:sz="4"/>
@@ -1042,7 +1037,7 @@
         </w:tc>
         <w:tc>
           <w:tcPr>
-            <w:tcW w:type="dxa" w:w="3974"/>
+            <w:tcW w:type="dxa" w:w="3771"/>
             <w:tcBorders>
               <w:top w:val="single" w:color="A6A6A6" w:sz="4"/>
               <w:left w:val="single" w:color="A6A6A6" w:sz="4"/>
@@ -1073,7 +1068,7 @@
         </w:tc>
         <w:tc>
           <w:tcPr>
-            <w:tcW w:type="dxa" w:w="3578"/>
+            <w:tcW w:type="dxa" w:w="4107"/>
             <w:tcBorders>
               <w:top w:val="single" w:color="A6A6A6" w:sz="4"/>
               <w:left w:val="single" w:color="A6A6A6" w:sz="4"/>
@@ -1109,7 +1104,7 @@
         </w:trPr>
         <w:tc>
           <w:tcPr>
-            <w:tcW w:type="dxa" w:w="596"/>
+            <w:tcW w:type="dxa" w:w="660"/>
             <w:tcBorders>
               <w:top w:val="single" w:color="A6A6A6" w:sz="4"/>
               <w:left w:val="single" w:color="A6A6A6" w:sz="4"/>
@@ -1140,7 +1135,7 @@
         </w:tc>
         <w:tc>
           <w:tcPr>
-            <w:tcW w:type="dxa" w:w="1490"/>
+            <w:tcW w:type="dxa" w:w="1100"/>
             <w:tcBorders>
               <w:top w:val="single" w:color="A6A6A6" w:sz="4"/>
               <w:left w:val="single" w:color="A6A6A6" w:sz="4"/>
@@ -1171,7 +1166,7 @@
         </w:tc>
         <w:tc>
           <w:tcPr>
-            <w:tcW w:type="dxa" w:w="3974"/>
+            <w:tcW w:type="dxa" w:w="3771"/>
             <w:tcBorders>
               <w:top w:val="single" w:color="A6A6A6" w:sz="4"/>
               <w:left w:val="single" w:color="A6A6A6" w:sz="4"/>
@@ -1202,7 +1197,7 @@
         </w:tc>
         <w:tc>
           <w:tcPr>
-            <w:tcW w:type="dxa" w:w="3578"/>
+            <w:tcW w:type="dxa" w:w="4107"/>
             <w:tcBorders>
               <w:top w:val="single" w:color="A6A6A6" w:sz="4"/>
               <w:left w:val="single" w:color="A6A6A6" w:sz="4"/>
@@ -1238,7 +1233,7 @@
         </w:trPr>
         <w:tc>
           <w:tcPr>
-            <w:tcW w:type="dxa" w:w="596"/>
+            <w:tcW w:type="dxa" w:w="660"/>
             <w:tcBorders>
               <w:top w:val="single" w:color="A6A6A6" w:sz="4"/>
               <w:left w:val="single" w:color="A6A6A6" w:sz="4"/>
@@ -1269,7 +1264,7 @@
         </w:tc>
         <w:tc>
           <w:tcPr>
-            <w:tcW w:type="dxa" w:w="1490"/>
+            <w:tcW w:type="dxa" w:w="1100"/>
             <w:tcBorders>
               <w:top w:val="single" w:color="A6A6A6" w:sz="4"/>
               <w:left w:val="single" w:color="A6A6A6" w:sz="4"/>
@@ -1300,7 +1295,7 @@
         </w:tc>
         <w:tc>
           <w:tcPr>
-            <w:tcW w:type="dxa" w:w="3974"/>
+            <w:tcW w:type="dxa" w:w="3771"/>
             <w:tcBorders>
               <w:top w:val="single" w:color="A6A6A6" w:sz="4"/>
               <w:left w:val="single" w:color="A6A6A6" w:sz="4"/>
@@ -1331,7 +1326,7 @@
         </w:tc>
         <w:tc>
           <w:tcPr>
-            <w:tcW w:type="dxa" w:w="3578"/>
+            <w:tcW w:type="dxa" w:w="4107"/>
             <w:tcBorders>
               <w:top w:val="single" w:color="A6A6A6" w:sz="4"/>
               <w:left w:val="single" w:color="A6A6A6" w:sz="4"/>
@@ -1367,7 +1362,7 @@
         </w:trPr>
         <w:tc>
           <w:tcPr>
-            <w:tcW w:type="dxa" w:w="596"/>
+            <w:tcW w:type="dxa" w:w="660"/>
             <w:tcBorders>
               <w:top w:val="single" w:color="A6A6A6" w:sz="4"/>
               <w:left w:val="single" w:color="A6A6A6" w:sz="4"/>
@@ -1398,7 +1393,7 @@
         </w:tc>
         <w:tc>
           <w:tcPr>
-            <w:tcW w:type="dxa" w:w="1490"/>
+            <w:tcW w:type="dxa" w:w="1100"/>
             <w:tcBorders>
               <w:top w:val="single" w:color="A6A6A6" w:sz="4"/>
               <w:left w:val="single" w:color="A6A6A6" w:sz="4"/>
@@ -1429,7 +1424,7 @@
         </w:tc>
         <w:tc>
           <w:tcPr>
-            <w:tcW w:type="dxa" w:w="3974"/>
+            <w:tcW w:type="dxa" w:w="3771"/>
             <w:tcBorders>
               <w:top w:val="single" w:color="A6A6A6" w:sz="4"/>
               <w:left w:val="single" w:color="A6A6A6" w:sz="4"/>
@@ -1460,7 +1455,7 @@
         </w:tc>
         <w:tc>
           <w:tcPr>
-            <w:tcW w:type="dxa" w:w="3578"/>
+            <w:tcW w:type="dxa" w:w="4107"/>
             <w:tcBorders>
               <w:top w:val="single" w:color="A6A6A6" w:sz="4"/>
               <w:left w:val="single" w:color="A6A6A6" w:sz="4"/>
@@ -1496,7 +1491,7 @@
         </w:trPr>
         <w:tc>
           <w:tcPr>
-            <w:tcW w:type="dxa" w:w="596"/>
+            <w:tcW w:type="dxa" w:w="660"/>
             <w:tcBorders>
               <w:top w:val="single" w:color="A6A6A6" w:sz="4"/>
               <w:left w:val="single" w:color="A6A6A6" w:sz="4"/>
@@ -1527,7 +1522,7 @@
         </w:tc>
         <w:tc>
           <w:tcPr>
-            <w:tcW w:type="dxa" w:w="1490"/>
+            <w:tcW w:type="dxa" w:w="1100"/>
             <w:tcBorders>
               <w:top w:val="single" w:color="A6A6A6" w:sz="4"/>
               <w:left w:val="single" w:color="A6A6A6" w:sz="4"/>
@@ -1558,7 +1553,7 @@
         </w:tc>
         <w:tc>
           <w:tcPr>
-            <w:tcW w:type="dxa" w:w="3974"/>
+            <w:tcW w:type="dxa" w:w="3771"/>
             <w:tcBorders>
               <w:top w:val="single" w:color="A6A6A6" w:sz="4"/>
               <w:left w:val="single" w:color="A6A6A6" w:sz="4"/>
@@ -1589,37 +1584,42 @@
         </w:tc>
         <w:tc>
           <w:tcPr>
-            <w:tcW w:type="dxa" w:w="3578"/>
-            <w:tcBorders>
-              <w:top w:val="single" w:color="A6A6A6" w:sz="4"/>
-              <w:left w:val="single" w:color="A6A6A6" w:sz="4"/>
-              <w:bottom w:val="single" w:color="A6A6A6" w:sz="4"/>
-              <w:right w:val="single" w:color="A6A6A6" w:sz="4"/>
-            </w:tcBorders>
-            <w:tcMar>
-              <w:top w:type="dxa" w:w="60"/>
-              <w:left w:type="dxa" w:w="100"/>
-              <w:bottom w:type="dxa" w:w="60"/>
-              <w:right w:type="dxa" w:w="100"/>
-            </w:tcMar>
-            <w:vAlign w:val="top"/>
-          </w:tcPr>
-          <w:p>
-            <w:pPr>
-              <w:spacing w:after="20" w:line="270"/>
-            </w:pPr>
-            <w:r>
-              <w:rPr>
-                <w:rFonts w:ascii="Arial" w:cs="Arial" w:eastAsia="Arial" w:hAnsi="Arial"/>
-                <w:sz w:val="19"/>
-                <w:szCs w:val="19"/>
-              </w:rPr>
-              <w:t xml:space="preserve">Chức vụ ngừng dùng không còn hiện khi thêm người dùng mới; người đang giữ vẫn giữ quyền.</w:t>
+            <w:tcW w:type="dxa" w:w="4107"/>
+            <w:tcBorders>
+              <w:top w:val="single" w:color="A6A6A6" w:sz="4"/>
+              <w:left w:val="single" w:color="A6A6A6" w:sz="4"/>
+              <w:bottom w:val="single" w:color="A6A6A6" w:sz="4"/>
+              <w:right w:val="single" w:color="A6A6A6" w:sz="4"/>
+            </w:tcBorders>
+            <w:tcMar>
+              <w:top w:type="dxa" w:w="60"/>
+              <w:left w:type="dxa" w:w="100"/>
+              <w:bottom w:type="dxa" w:w="60"/>
+              <w:right w:type="dxa" w:w="100"/>
+            </w:tcMar>
+            <w:vAlign w:val="top"/>
+          </w:tcPr>
+          <w:p>
+            <w:pPr>
+              <w:spacing w:after="20" w:line="270"/>
+            </w:pPr>
+            <w:r>
+              <w:rPr>
+                <w:rFonts w:ascii="Arial" w:cs="Arial" w:eastAsia="Arial" w:hAnsi="Arial"/>
+                <w:sz w:val="19"/>
+                <w:szCs w:val="19"/>
+              </w:rPr>
+              <w:t xml:space="preserve">Chức vụ ngừng dùng không còn hiện khi thêm người dùng mới; người đang giữ bị đăng xuất và không đăng nhập được cho tới khi chức vụ được dùng lại (thông báo nói rõ số người bị ảnh hưởng).</w:t>
             </w:r>
           </w:p>
         </w:tc>
       </w:tr>
     </w:tbl>
+    <w:p>
+      <w:pPr>
+        <w:spacing w:after="60"/>
+      </w:pPr>
+    </w:p>
     <w:p>
       <w:pPr>
         <w:pStyle w:val="Heading1"/>
@@ -1651,8 +1651,8 @@
         </w:tblBorders>
       </w:tblPr>
       <w:tblGrid>
-        <w:gridCol w:w="2409"/>
-        <w:gridCol w:w="7229"/>
+        <w:gridCol w:w="1430"/>
+        <w:gridCol w:w="8208"/>
       </w:tblGrid>
       <w:tr>
         <w:trPr>
@@ -1661,7 +1661,7 @@
         </w:trPr>
         <w:tc>
           <w:tcPr>
-            <w:tcW w:type="dxa" w:w="2409"/>
+            <w:tcW w:type="dxa" w:w="1430"/>
             <w:tcBorders>
               <w:top w:val="single" w:color="A6A6A6" w:sz="4"/>
               <w:left w:val="single" w:color="A6A6A6" w:sz="4"/>
@@ -1695,7 +1695,7 @@
         </w:tc>
         <w:tc>
           <w:tcPr>
-            <w:tcW w:type="dxa" w:w="7229"/>
+            <w:tcW w:type="dxa" w:w="8208"/>
             <w:tcBorders>
               <w:top w:val="single" w:color="A6A6A6" w:sz="4"/>
               <w:left w:val="single" w:color="A6A6A6" w:sz="4"/>
@@ -1734,7 +1734,7 @@
         </w:trPr>
         <w:tc>
           <w:tcPr>
-            <w:tcW w:type="dxa" w:w="2409"/>
+            <w:tcW w:type="dxa" w:w="1430"/>
             <w:tcBorders>
               <w:top w:val="single" w:color="A6A6A6" w:sz="4"/>
               <w:left w:val="single" w:color="A6A6A6" w:sz="4"/>
@@ -1765,32 +1765,32 @@
         </w:tc>
         <w:tc>
           <w:tcPr>
-            <w:tcW w:type="dxa" w:w="7229"/>
-            <w:tcBorders>
-              <w:top w:val="single" w:color="A6A6A6" w:sz="4"/>
-              <w:left w:val="single" w:color="A6A6A6" w:sz="4"/>
-              <w:bottom w:val="single" w:color="A6A6A6" w:sz="4"/>
-              <w:right w:val="single" w:color="A6A6A6" w:sz="4"/>
-            </w:tcBorders>
-            <w:tcMar>
-              <w:top w:type="dxa" w:w="60"/>
-              <w:left w:type="dxa" w:w="100"/>
-              <w:bottom w:type="dxa" w:w="60"/>
-              <w:right w:type="dxa" w:w="100"/>
-            </w:tcMar>
-            <w:vAlign w:val="top"/>
-          </w:tcPr>
-          <w:p>
-            <w:pPr>
-              <w:spacing w:after="20" w:line="270"/>
-            </w:pPr>
-            <w:r>
-              <w:rPr>
-                <w:rFonts w:ascii="Arial" w:cs="Arial" w:eastAsia="Arial" w:hAnsi="Arial"/>
-                <w:sz w:val="19"/>
-                <w:szCs w:val="19"/>
-              </w:rPr>
-              <w:t xml:space="preserve">Mỗi chức vụ là một thẻ: ảnh chữ cái viết tắt, tên, nhãn Hệ thống / Ngừng dùng, "N người · x/99 quyền" và thanh phủ quyền; màn hình dưới 1100 px chuyển thành dải cuộn ngang phía trên.</w:t>
+            <w:tcW w:type="dxa" w:w="8208"/>
+            <w:tcBorders>
+              <w:top w:val="single" w:color="A6A6A6" w:sz="4"/>
+              <w:left w:val="single" w:color="A6A6A6" w:sz="4"/>
+              <w:bottom w:val="single" w:color="A6A6A6" w:sz="4"/>
+              <w:right w:val="single" w:color="A6A6A6" w:sz="4"/>
+            </w:tcBorders>
+            <w:tcMar>
+              <w:top w:type="dxa" w:w="60"/>
+              <w:left w:type="dxa" w:w="100"/>
+              <w:bottom w:type="dxa" w:w="60"/>
+              <w:right w:type="dxa" w:w="100"/>
+            </w:tcMar>
+            <w:vAlign w:val="top"/>
+          </w:tcPr>
+          <w:p>
+            <w:pPr>
+              <w:spacing w:after="20" w:line="270"/>
+            </w:pPr>
+            <w:r>
+              <w:rPr>
+                <w:rFonts w:ascii="Arial" w:cs="Arial" w:eastAsia="Arial" w:hAnsi="Arial"/>
+                <w:sz w:val="19"/>
+                <w:szCs w:val="19"/>
+              </w:rPr>
+              <w:t xml:space="preserve">Mỗi chức vụ là một thẻ: ảnh chữ cái viết tắt, tên, nhãn Hệ thống / Ngừng dùng, "N người · x/113 quyền" và thanh phủ quyền; màn hình dưới 1100 px chuyển thành dải cuộn ngang phía trên.</w:t>
             </w:r>
           </w:p>
         </w:tc>
@@ -1801,7 +1801,7 @@
         </w:trPr>
         <w:tc>
           <w:tcPr>
-            <w:tcW w:type="dxa" w:w="2409"/>
+            <w:tcW w:type="dxa" w:w="1430"/>
             <w:tcBorders>
               <w:top w:val="single" w:color="A6A6A6" w:sz="4"/>
               <w:left w:val="single" w:color="A6A6A6" w:sz="4"/>
@@ -1832,32 +1832,32 @@
         </w:tc>
         <w:tc>
           <w:tcPr>
-            <w:tcW w:type="dxa" w:w="7229"/>
-            <w:tcBorders>
-              <w:top w:val="single" w:color="A6A6A6" w:sz="4"/>
-              <w:left w:val="single" w:color="A6A6A6" w:sz="4"/>
-              <w:bottom w:val="single" w:color="A6A6A6" w:sz="4"/>
-              <w:right w:val="single" w:color="A6A6A6" w:sz="4"/>
-            </w:tcBorders>
-            <w:tcMar>
-              <w:top w:type="dxa" w:w="60"/>
-              <w:left w:type="dxa" w:w="100"/>
-              <w:bottom w:type="dxa" w:w="60"/>
-              <w:right w:type="dxa" w:w="100"/>
-            </w:tcMar>
-            <w:vAlign w:val="top"/>
-          </w:tcPr>
-          <w:p>
-            <w:pPr>
-              <w:spacing w:after="20" w:line="270"/>
-            </w:pPr>
-            <w:r>
-              <w:rPr>
-                <w:rFonts w:ascii="Arial" w:cs="Arial" w:eastAsia="Arial" w:hAnsi="Arial"/>
-                <w:sz w:val="19"/>
-                <w:szCs w:val="19"/>
-              </w:rPr>
-              <w:t xml:space="preserve">Tên, mô tả, nút Sửa và Ngừng dùng; ba chỉ số: Người dùng (chữ cái viết tắt của người đang giữ, bấm mở hồ sơ, tối đa 5 kèm "+N"), Quyền đã cấp (x/99 kèm thanh), Nhóm chức năng (n/24 có ít nhất một quyền).</w:t>
+            <w:tcW w:type="dxa" w:w="8208"/>
+            <w:tcBorders>
+              <w:top w:val="single" w:color="A6A6A6" w:sz="4"/>
+              <w:left w:val="single" w:color="A6A6A6" w:sz="4"/>
+              <w:bottom w:val="single" w:color="A6A6A6" w:sz="4"/>
+              <w:right w:val="single" w:color="A6A6A6" w:sz="4"/>
+            </w:tcBorders>
+            <w:tcMar>
+              <w:top w:type="dxa" w:w="60"/>
+              <w:left w:type="dxa" w:w="100"/>
+              <w:bottom w:type="dxa" w:w="60"/>
+              <w:right w:type="dxa" w:w="100"/>
+            </w:tcMar>
+            <w:vAlign w:val="top"/>
+          </w:tcPr>
+          <w:p>
+            <w:pPr>
+              <w:spacing w:after="20" w:line="270"/>
+            </w:pPr>
+            <w:r>
+              <w:rPr>
+                <w:rFonts w:ascii="Arial" w:cs="Arial" w:eastAsia="Arial" w:hAnsi="Arial"/>
+                <w:sz w:val="19"/>
+                <w:szCs w:val="19"/>
+              </w:rPr>
+              <w:t xml:space="preserve">Tên, mô tả, nút Sửa và Ngừng dùng; ba chỉ số: Người dùng (chữ cái viết tắt của người đang giữ, bấm mở hồ sơ, tối đa 5 kèm "+N"), Quyền đã cấp (x/113 kèm thanh), Nhóm chức năng (n/25 có ít nhất một quyền).</w:t>
             </w:r>
           </w:p>
         </w:tc>
@@ -1868,7 +1868,7 @@
         </w:trPr>
         <w:tc>
           <w:tcPr>
-            <w:tcW w:type="dxa" w:w="2409"/>
+            <w:tcW w:type="dxa" w:w="1430"/>
             <w:tcBorders>
               <w:top w:val="single" w:color="A6A6A6" w:sz="4"/>
               <w:left w:val="single" w:color="A6A6A6" w:sz="4"/>
@@ -1899,32 +1899,32 @@
         </w:tc>
         <w:tc>
           <w:tcPr>
-            <w:tcW w:type="dxa" w:w="7229"/>
-            <w:tcBorders>
-              <w:top w:val="single" w:color="A6A6A6" w:sz="4"/>
-              <w:left w:val="single" w:color="A6A6A6" w:sz="4"/>
-              <w:bottom w:val="single" w:color="A6A6A6" w:sz="4"/>
-              <w:right w:val="single" w:color="A6A6A6" w:sz="4"/>
-            </w:tcBorders>
-            <w:tcMar>
-              <w:top w:type="dxa" w:w="60"/>
-              <w:left w:type="dxa" w:w="100"/>
-              <w:bottom w:type="dxa" w:w="60"/>
-              <w:right w:type="dxa" w:w="100"/>
-            </w:tcMar>
-            <w:vAlign w:val="top"/>
-          </w:tcPr>
-          <w:p>
-            <w:pPr>
-              <w:spacing w:after="20" w:line="270"/>
-            </w:pPr>
-            <w:r>
-              <w:rPr>
-                <w:rFonts w:ascii="Arial" w:cs="Arial" w:eastAsia="Arial" w:hAnsi="Arial"/>
-                <w:sz w:val="19"/>
-                <w:szCs w:val="19"/>
-              </w:rPr>
-              <w:t xml:space="preserve">7 tab: Bán hàng, Mua hàng, Hàng hoá &amp; kho, Sản xuất, Tiền &amp; công nợ, Báo cáo, Hệ thống (mỗi tab kèm x/y). Mỗi nhóm một dòng: tên, số x/y, nhãn mức (Không có quyền / Chỉ xem / Đầy đủ / Tuỳ chỉnh), nút Không · Chỉ xem · Đầy đủ; mở nhóm để tick từng quyền. Tìm quyền sẽ hiện các nhóm khớp ở mọi tab.</w:t>
+            <w:tcW w:type="dxa" w:w="8208"/>
+            <w:tcBorders>
+              <w:top w:val="single" w:color="A6A6A6" w:sz="4"/>
+              <w:left w:val="single" w:color="A6A6A6" w:sz="4"/>
+              <w:bottom w:val="single" w:color="A6A6A6" w:sz="4"/>
+              <w:right w:val="single" w:color="A6A6A6" w:sz="4"/>
+            </w:tcBorders>
+            <w:tcMar>
+              <w:top w:type="dxa" w:w="60"/>
+              <w:left w:type="dxa" w:w="100"/>
+              <w:bottom w:type="dxa" w:w="60"/>
+              <w:right w:type="dxa" w:w="100"/>
+            </w:tcMar>
+            <w:vAlign w:val="top"/>
+          </w:tcPr>
+          <w:p>
+            <w:pPr>
+              <w:spacing w:after="20" w:line="270"/>
+            </w:pPr>
+            <w:r>
+              <w:rPr>
+                <w:rFonts w:ascii="Arial" w:cs="Arial" w:eastAsia="Arial" w:hAnsi="Arial"/>
+                <w:sz w:val="19"/>
+                <w:szCs w:val="19"/>
+              </w:rPr>
+              <w:t xml:space="preserve">7 tab: Bán hàng (khách hàng, đơn bán, báo giá, chuyến, xe), Mua hàng (NCC, đơn nhập), Hàng hoá &amp; kho (hàng hoá, giá, định mức, nhóm hàng, kho, tồn kho, phiếu kho, kiểm kê), Sản xuất, Tiền &amp; công nợ, Báo cáo (tổng quan, báo cáo), Hệ thống (người dùng, chức vụ, công ty, thẻ, nhật ký) — mỗi tab kèm x/y. Mỗi nhóm một dòng: tên, số x/y, nhãn mức (Không có quyền / Chỉ xem / Đầy đủ / Tuỳ chỉnh), nút Không · Chỉ xem · Đầy đủ; mở nhóm để tick từng quyền. Tìm quyền sẽ hiện các nhóm khớp ở mọi tab.</w:t>
             </w:r>
           </w:p>
         </w:tc>
@@ -1935,7 +1935,7 @@
         </w:trPr>
         <w:tc>
           <w:tcPr>
-            <w:tcW w:type="dxa" w:w="2409"/>
+            <w:tcW w:type="dxa" w:w="1430"/>
             <w:tcBorders>
               <w:top w:val="single" w:color="A6A6A6" w:sz="4"/>
               <w:left w:val="single" w:color="A6A6A6" w:sz="4"/>
@@ -1966,7 +1966,7 @@
         </w:tc>
         <w:tc>
           <w:tcPr>
-            <w:tcW w:type="dxa" w:w="7229"/>
+            <w:tcW w:type="dxa" w:w="8208"/>
             <w:tcBorders>
               <w:top w:val="single" w:color="A6A6A6" w:sz="4"/>
               <w:left w:val="single" w:color="A6A6A6" w:sz="4"/>
@@ -1997,6 +1997,11 @@
         </w:tc>
       </w:tr>
     </w:tbl>
+    <w:p>
+      <w:pPr>
+        <w:spacing w:after="60"/>
+      </w:pPr>
+    </w:p>
     <w:p>
       <w:pPr>
         <w:pStyle w:val="Heading1"/>
@@ -2028,9 +2033,9 @@
         </w:tblBorders>
       </w:tblPr>
       <w:tblGrid>
-        <w:gridCol w:w="2007"/>
-        <w:gridCol w:w="4015"/>
-        <w:gridCol w:w="3616"/>
+        <w:gridCol w:w="1496"/>
+        <w:gridCol w:w="6237"/>
+        <w:gridCol w:w="1905"/>
       </w:tblGrid>
       <w:tr>
         <w:trPr>
@@ -2039,7 +2044,7 @@
         </w:trPr>
         <w:tc>
           <w:tcPr>
-            <w:tcW w:type="dxa" w:w="2007"/>
+            <w:tcW w:type="dxa" w:w="1496"/>
             <w:tcBorders>
               <w:top w:val="single" w:color="A6A6A6" w:sz="4"/>
               <w:left w:val="single" w:color="A6A6A6" w:sz="4"/>
@@ -2073,7 +2078,7 @@
         </w:tc>
         <w:tc>
           <w:tcPr>
-            <w:tcW w:type="dxa" w:w="4015"/>
+            <w:tcW w:type="dxa" w:w="6237"/>
             <w:tcBorders>
               <w:top w:val="single" w:color="A6A6A6" w:sz="4"/>
               <w:left w:val="single" w:color="A6A6A6" w:sz="4"/>
@@ -2107,7 +2112,7 @@
         </w:tc>
         <w:tc>
           <w:tcPr>
-            <w:tcW w:type="dxa" w:w="3616"/>
+            <w:tcW w:type="dxa" w:w="1905"/>
             <w:tcBorders>
               <w:top w:val="single" w:color="A6A6A6" w:sz="4"/>
               <w:left w:val="single" w:color="A6A6A6" w:sz="4"/>
@@ -2146,7 +2151,7 @@
         </w:trPr>
         <w:tc>
           <w:tcPr>
-            <w:tcW w:type="dxa" w:w="2007"/>
+            <w:tcW w:type="dxa" w:w="1496"/>
             <w:tcBorders>
               <w:top w:val="single" w:color="A6A6A6" w:sz="4"/>
               <w:left w:val="single" w:color="A6A6A6" w:sz="4"/>
@@ -2177,38 +2182,38 @@
         </w:tc>
         <w:tc>
           <w:tcPr>
-            <w:tcW w:type="dxa" w:w="4015"/>
-            <w:tcBorders>
-              <w:top w:val="single" w:color="A6A6A6" w:sz="4"/>
-              <w:left w:val="single" w:color="A6A6A6" w:sz="4"/>
-              <w:bottom w:val="single" w:color="A6A6A6" w:sz="4"/>
-              <w:right w:val="single" w:color="A6A6A6" w:sz="4"/>
-            </w:tcBorders>
-            <w:tcMar>
-              <w:top w:type="dxa" w:w="60"/>
-              <w:left w:type="dxa" w:w="100"/>
-              <w:bottom w:type="dxa" w:w="60"/>
-              <w:right w:type="dxa" w:w="100"/>
-            </w:tcMar>
-            <w:vAlign w:val="top"/>
-          </w:tcPr>
-          <w:p>
-            <w:pPr>
-              <w:spacing w:after="20" w:line="270"/>
-            </w:pPr>
-            <w:r>
-              <w:rPr>
-                <w:rFonts w:ascii="Arial" w:cs="Arial" w:eastAsia="Arial" w:hAnsi="Arial"/>
-                <w:sz w:val="19"/>
-                <w:szCs w:val="19"/>
-              </w:rPr>
-              <w:t xml:space="preserve">Luôn toàn quyền (99/99); ma trận bị khoá, không sửa, không ngừng dùng.</w:t>
-            </w:r>
-          </w:p>
-        </w:tc>
-        <w:tc>
-          <w:tcPr>
-            <w:tcW w:type="dxa" w:w="3616"/>
+            <w:tcW w:type="dxa" w:w="6237"/>
+            <w:tcBorders>
+              <w:top w:val="single" w:color="A6A6A6" w:sz="4"/>
+              <w:left w:val="single" w:color="A6A6A6" w:sz="4"/>
+              <w:bottom w:val="single" w:color="A6A6A6" w:sz="4"/>
+              <w:right w:val="single" w:color="A6A6A6" w:sz="4"/>
+            </w:tcBorders>
+            <w:tcMar>
+              <w:top w:type="dxa" w:w="60"/>
+              <w:left w:type="dxa" w:w="100"/>
+              <w:bottom w:type="dxa" w:w="60"/>
+              <w:right w:type="dxa" w:w="100"/>
+            </w:tcMar>
+            <w:vAlign w:val="top"/>
+          </w:tcPr>
+          <w:p>
+            <w:pPr>
+              <w:spacing w:after="20" w:line="270"/>
+            </w:pPr>
+            <w:r>
+              <w:rPr>
+                <w:rFonts w:ascii="Arial" w:cs="Arial" w:eastAsia="Arial" w:hAnsi="Arial"/>
+                <w:sz w:val="19"/>
+                <w:szCs w:val="19"/>
+              </w:rPr>
+              <w:t xml:space="preserve">Luôn toàn quyền (113/113); ma trận bị khoá, không sửa, không ngừng dùng.</w:t>
+            </w:r>
+          </w:p>
+        </w:tc>
+        <w:tc>
+          <w:tcPr>
+            <w:tcW w:type="dxa" w:w="1905"/>
             <w:tcBorders>
               <w:top w:val="single" w:color="A6A6A6" w:sz="4"/>
               <w:left w:val="single" w:color="A6A6A6" w:sz="4"/>
@@ -2244,7 +2249,7 @@
         </w:trPr>
         <w:tc>
           <w:tcPr>
-            <w:tcW w:type="dxa" w:w="2007"/>
+            <w:tcW w:type="dxa" w:w="1496"/>
             <w:tcBorders>
               <w:top w:val="single" w:color="A6A6A6" w:sz="4"/>
               <w:left w:val="single" w:color="A6A6A6" w:sz="4"/>
@@ -2275,7 +2280,7 @@
         </w:tc>
         <w:tc>
           <w:tcPr>
-            <w:tcW w:type="dxa" w:w="4015"/>
+            <w:tcW w:type="dxa" w:w="6237"/>
             <w:tcBorders>
               <w:top w:val="single" w:color="A6A6A6" w:sz="4"/>
               <w:left w:val="single" w:color="A6A6A6" w:sz="4"/>
@@ -2306,7 +2311,7 @@
         </w:tc>
         <w:tc>
           <w:tcPr>
-            <w:tcW w:type="dxa" w:w="3616"/>
+            <w:tcW w:type="dxa" w:w="1905"/>
             <w:tcBorders>
               <w:top w:val="single" w:color="A6A6A6" w:sz="4"/>
               <w:left w:val="single" w:color="A6A6A6" w:sz="4"/>
@@ -2342,7 +2347,7 @@
         </w:trPr>
         <w:tc>
           <w:tcPr>
-            <w:tcW w:type="dxa" w:w="2007"/>
+            <w:tcW w:type="dxa" w:w="1496"/>
             <w:tcBorders>
               <w:top w:val="single" w:color="A6A6A6" w:sz="4"/>
               <w:left w:val="single" w:color="A6A6A6" w:sz="4"/>
@@ -2373,38 +2378,38 @@
         </w:tc>
         <w:tc>
           <w:tcPr>
-            <w:tcW w:type="dxa" w:w="4015"/>
-            <w:tcBorders>
-              <w:top w:val="single" w:color="A6A6A6" w:sz="4"/>
-              <w:left w:val="single" w:color="A6A6A6" w:sz="4"/>
-              <w:bottom w:val="single" w:color="A6A6A6" w:sz="4"/>
-              <w:right w:val="single" w:color="A6A6A6" w:sz="4"/>
-            </w:tcBorders>
-            <w:tcMar>
-              <w:top w:type="dxa" w:w="60"/>
-              <w:left w:type="dxa" w:w="100"/>
-              <w:bottom w:type="dxa" w:w="60"/>
-              <w:right w:type="dxa" w:w="100"/>
-            </w:tcMar>
-            <w:vAlign w:val="top"/>
-          </w:tcPr>
-          <w:p>
-            <w:pPr>
-              <w:spacing w:after="20" w:line="270"/>
-            </w:pPr>
-            <w:r>
-              <w:rPr>
-                <w:rFonts w:ascii="Arial" w:cs="Arial" w:eastAsia="Arial" w:hAnsi="Arial"/>
-                <w:sz w:val="19"/>
-                <w:szCs w:val="19"/>
-              </w:rPr>
-              <w:t xml:space="preserve">Không hiện ở lựa chọn chức vụ mới; người đang giữ giữ nguyên quyền.</w:t>
-            </w:r>
-          </w:p>
-        </w:tc>
-        <w:tc>
-          <w:tcPr>
-            <w:tcW w:type="dxa" w:w="3616"/>
+            <w:tcW w:type="dxa" w:w="6237"/>
+            <w:tcBorders>
+              <w:top w:val="single" w:color="A6A6A6" w:sz="4"/>
+              <w:left w:val="single" w:color="A6A6A6" w:sz="4"/>
+              <w:bottom w:val="single" w:color="A6A6A6" w:sz="4"/>
+              <w:right w:val="single" w:color="A6A6A6" w:sz="4"/>
+            </w:tcBorders>
+            <w:tcMar>
+              <w:top w:type="dxa" w:w="60"/>
+              <w:left w:type="dxa" w:w="100"/>
+              <w:bottom w:type="dxa" w:w="60"/>
+              <w:right w:type="dxa" w:w="100"/>
+            </w:tcMar>
+            <w:vAlign w:val="top"/>
+          </w:tcPr>
+          <w:p>
+            <w:pPr>
+              <w:spacing w:after="20" w:line="270"/>
+            </w:pPr>
+            <w:r>
+              <w:rPr>
+                <w:rFonts w:ascii="Arial" w:cs="Arial" w:eastAsia="Arial" w:hAnsi="Arial"/>
+                <w:sz w:val="19"/>
+                <w:szCs w:val="19"/>
+              </w:rPr>
+              <w:t xml:space="preserve">Không hiện ở lựa chọn chức vụ mới; người đang giữ không đăng nhập được, phiên đang mở bị từ chối ở mọi API.</w:t>
+            </w:r>
+          </w:p>
+        </w:tc>
+        <w:tc>
+          <w:tcPr>
+            <w:tcW w:type="dxa" w:w="1905"/>
             <w:tcBorders>
               <w:top w:val="single" w:color="A6A6A6" w:sz="4"/>
               <w:left w:val="single" w:color="A6A6A6" w:sz="4"/>
@@ -2435,6 +2440,11 @@
         </w:tc>
       </w:tr>
     </w:tbl>
+    <w:p>
+      <w:pPr>
+        <w:spacing w:after="60"/>
+      </w:pPr>
+    </w:p>
     <w:p>
       <w:pPr>
         <w:pStyle w:val="Heading1"/>
@@ -2458,18 +2468,10 @@
         <w:pStyle w:val="ListParagraph"/>
         <w:numPr>
           <w:ilvl w:val="0"/>
-          <w:numId w:val="3"/>
+          <w:numId w:val="2"/>
         </w:numPr>
         <w:spacing w:after="70" w:line="290"/>
       </w:pPr>
-      <w:r>
-        <w:rPr>
-          <w:rFonts w:ascii="Arial" w:cs="Arial" w:eastAsia="Arial" w:hAnsi="Arial"/>
-          <w:sz w:val="21"/>
-          <w:szCs w:val="21"/>
-        </w:rPr>
-        <w:t xml:space="preserve"/>
-      </w:r>
       <w:r>
         <w:rPr>
           <w:rFonts w:ascii="Arial" w:cs="Arial" w:eastAsia="Arial" w:hAnsi="Arial"/>
@@ -2494,18 +2496,10 @@
         <w:pStyle w:val="ListParagraph"/>
         <w:numPr>
           <w:ilvl w:val="0"/>
-          <w:numId w:val="3"/>
+          <w:numId w:val="2"/>
         </w:numPr>
         <w:spacing w:after="70" w:line="290"/>
       </w:pPr>
-      <w:r>
-        <w:rPr>
-          <w:rFonts w:ascii="Arial" w:cs="Arial" w:eastAsia="Arial" w:hAnsi="Arial"/>
-          <w:sz w:val="21"/>
-          <w:szCs w:val="21"/>
-        </w:rPr>
-        <w:t xml:space="preserve"/>
-      </w:r>
       <w:r>
         <w:rPr>
           <w:rFonts w:ascii="Arial" w:cs="Arial" w:eastAsia="Arial" w:hAnsi="Arial"/>
@@ -2530,18 +2524,10 @@
         <w:pStyle w:val="ListParagraph"/>
         <w:numPr>
           <w:ilvl w:val="0"/>
-          <w:numId w:val="3"/>
+          <w:numId w:val="2"/>
         </w:numPr>
         <w:spacing w:after="70" w:line="290"/>
       </w:pPr>
-      <w:r>
-        <w:rPr>
-          <w:rFonts w:ascii="Arial" w:cs="Arial" w:eastAsia="Arial" w:hAnsi="Arial"/>
-          <w:sz w:val="21"/>
-          <w:szCs w:val="21"/>
-        </w:rPr>
-        <w:t xml:space="preserve"/>
-      </w:r>
       <w:r>
         <w:rPr>
           <w:rFonts w:ascii="Arial" w:cs="Arial" w:eastAsia="Arial" w:hAnsi="Arial"/>
@@ -2566,7 +2552,7 @@
         <w:pStyle w:val="ListParagraph"/>
         <w:numPr>
           <w:ilvl w:val="0"/>
-          <w:numId w:val="3"/>
+          <w:numId w:val="2"/>
         </w:numPr>
         <w:spacing w:after="70" w:line="290"/>
       </w:pPr>
@@ -2584,7 +2570,7 @@
         <w:pStyle w:val="ListParagraph"/>
         <w:numPr>
           <w:ilvl w:val="0"/>
-          <w:numId w:val="3"/>
+          <w:numId w:val="2"/>
         </w:numPr>
         <w:spacing w:after="70" w:line="290"/>
       </w:pPr>
@@ -2602,7 +2588,7 @@
         <w:pStyle w:val="ListParagraph"/>
         <w:numPr>
           <w:ilvl w:val="0"/>
-          <w:numId w:val="3"/>
+          <w:numId w:val="2"/>
         </w:numPr>
         <w:spacing w:after="70" w:line="290"/>
       </w:pPr>
@@ -2622,7 +2608,7 @@
           <w:sz w:val="21"/>
           <w:szCs w:val="21"/>
         </w:rPr>
-        <w:t xml:space="preserve"> theo mô tả: CEO 99 · Quản lý 90 · Kế toán 47 · Sale 16 · Thủ kho 19 · Nhân viên giao hàng 6 · Nhân viên xưởng 5 quyền.</w:t>
+        <w:t xml:space="preserve"> theo mô tả: CEO 113 · Quản lý 104 (mọi quyền trừ quản trị người dùng, chức vụ và sửa thông tin công ty) · Kế toán 52 · Sale 20 · Thủ kho 19 · Nhân viên giao hàng 6 · Nhân viên xưởng 5 quyền.</w:t>
       </w:r>
     </w:p>
     <w:p>
@@ -2630,7 +2616,53 @@
         <w:pStyle w:val="ListParagraph"/>
         <w:numPr>
           <w:ilvl w:val="0"/>
-          <w:numId w:val="3"/>
+          <w:numId w:val="2"/>
+        </w:numPr>
+        <w:spacing w:after="70" w:line="290"/>
+      </w:pPr>
+      <w:r>
+        <w:rPr>
+          <w:rFonts w:ascii="Arial" w:cs="Arial" w:eastAsia="Arial" w:hAnsi="Arial"/>
+          <w:b/>
+          <w:bCs/>
+          <w:sz w:val="21"/>
+          <w:szCs w:val="21"/>
+        </w:rPr>
+        <w:t xml:space="preserve">Quyền nhạy cảm mặc định chỉ CEO và Quản lý:</w:t>
+      </w:r>
+      <w:r>
+        <w:rPr>
+          <w:rFonts w:ascii="Arial" w:cs="Arial" w:eastAsia="Arial" w:hAnsi="Arial"/>
+          <w:sz w:val="21"/>
+          <w:szCs w:val="21"/>
+        </w:rPr>
+        <w:t xml:space="preserve"> Bán dưới giá tối thiểu, Chiết khấu ngoài khuyến mãi, Chi vượt tồn quỹ, Xuất vượt tồn kho, Quản lý bảng giá, Quản lý khuyến mãi, Xem nhật ký hoạt động. Kế toán có thêm Khoá sổ, Trả lại hàng mua, Nhận hàng trả lại, Nhắc nợ.</w:t>
+      </w:r>
+    </w:p>
+    <w:p>
+      <w:pPr>
+        <w:pStyle w:val="ListParagraph"/>
+        <w:numPr>
+          <w:ilvl w:val="0"/>
+          <w:numId w:val="2"/>
+        </w:numPr>
+        <w:spacing w:after="70" w:line="290"/>
+      </w:pPr>
+      <w:r>
+        <w:rPr>
+          <w:rFonts w:ascii="Arial" w:cs="Arial" w:eastAsia="Arial" w:hAnsi="Arial"/>
+          <w:sz w:val="21"/>
+          <w:szCs w:val="21"/>
+        </w:rPr>
+        <w:t xml:space="preserve">Quyền mới thêm vào hệ thống được cấp cho các chức vụ có sẵn bằng một bước cập nhật dữ liệu đi kèm bản phát hành.</w:t>
+      </w:r>
+    </w:p>
+    <w:p>
+      <w:pPr>
+        <w:pStyle w:val="ListParagraph"/>
+        <w:numPr>
+          <w:ilvl w:val="0"/>
+          <w:numId w:val="2"/>
         </w:numPr>
         <w:spacing w:after="70" w:line="290"/>
       </w:pPr>
@@ -2648,18 +2680,10 @@
         <w:pStyle w:val="ListParagraph"/>
         <w:numPr>
           <w:ilvl w:val="0"/>
-          <w:numId w:val="3"/>
+          <w:numId w:val="2"/>
         </w:numPr>
         <w:spacing w:after="70" w:line="290"/>
       </w:pPr>
-      <w:r>
-        <w:rPr>
-          <w:rFonts w:ascii="Arial" w:cs="Arial" w:eastAsia="Arial" w:hAnsi="Arial"/>
-          <w:sz w:val="21"/>
-          <w:szCs w:val="21"/>
-        </w:rPr>
-        <w:t xml:space="preserve"/>
-      </w:r>
       <w:r>
         <w:rPr>
           <w:rFonts w:ascii="Arial" w:cs="Arial" w:eastAsia="Arial" w:hAnsi="Arial"/>
@@ -2710,9 +2734,9 @@
         </w:tblBorders>
       </w:tblPr>
       <w:tblGrid>
-        <w:gridCol w:w="2409"/>
-        <w:gridCol w:w="2007"/>
-        <w:gridCol w:w="5222"/>
+        <w:gridCol w:w="3886"/>
+        <w:gridCol w:w="1643"/>
+        <w:gridCol w:w="4109"/>
       </w:tblGrid>
       <w:tr>
         <w:trPr>
@@ -2721,7 +2745,7 @@
         </w:trPr>
         <w:tc>
           <w:tcPr>
-            <w:tcW w:type="dxa" w:w="2409"/>
+            <w:tcW w:type="dxa" w:w="3886"/>
             <w:tcBorders>
               <w:top w:val="single" w:color="A6A6A6" w:sz="4"/>
               <w:left w:val="single" w:color="A6A6A6" w:sz="4"/>
@@ -2755,7 +2779,7 @@
         </w:tc>
         <w:tc>
           <w:tcPr>
-            <w:tcW w:type="dxa" w:w="2007"/>
+            <w:tcW w:type="dxa" w:w="1643"/>
             <w:tcBorders>
               <w:top w:val="single" w:color="A6A6A6" w:sz="4"/>
               <w:left w:val="single" w:color="A6A6A6" w:sz="4"/>
@@ -2789,7 +2813,7 @@
         </w:tc>
         <w:tc>
           <w:tcPr>
-            <w:tcW w:type="dxa" w:w="5222"/>
+            <w:tcW w:type="dxa" w:w="4109"/>
             <w:tcBorders>
               <w:top w:val="single" w:color="A6A6A6" w:sz="4"/>
               <w:left w:val="single" w:color="A6A6A6" w:sz="4"/>
@@ -2828,7 +2852,7 @@
         </w:trPr>
         <w:tc>
           <w:tcPr>
-            <w:tcW w:type="dxa" w:w="2409"/>
+            <w:tcW w:type="dxa" w:w="3886"/>
             <w:tcBorders>
               <w:top w:val="single" w:color="A6A6A6" w:sz="4"/>
               <w:left w:val="single" w:color="A6A6A6" w:sz="4"/>
@@ -2859,7 +2883,7 @@
         </w:tc>
         <w:tc>
           <w:tcPr>
-            <w:tcW w:type="dxa" w:w="2007"/>
+            <w:tcW w:type="dxa" w:w="1643"/>
             <w:tcBorders>
               <w:top w:val="single" w:color="A6A6A6" w:sz="4"/>
               <w:left w:val="single" w:color="A6A6A6" w:sz="4"/>
@@ -2890,7 +2914,7 @@
         </w:tc>
         <w:tc>
           <w:tcPr>
-            <w:tcW w:type="dxa" w:w="5222"/>
+            <w:tcW w:type="dxa" w:w="4109"/>
             <w:tcBorders>
               <w:top w:val="single" w:color="A6A6A6" w:sz="4"/>
               <w:left w:val="single" w:color="A6A6A6" w:sz="4"/>
@@ -2926,7 +2950,7 @@
         </w:trPr>
         <w:tc>
           <w:tcPr>
-            <w:tcW w:type="dxa" w:w="2409"/>
+            <w:tcW w:type="dxa" w:w="3886"/>
             <w:tcBorders>
               <w:top w:val="single" w:color="A6A6A6" w:sz="4"/>
               <w:left w:val="single" w:color="A6A6A6" w:sz="4"/>
@@ -2957,7 +2981,7 @@
         </w:tc>
         <w:tc>
           <w:tcPr>
-            <w:tcW w:type="dxa" w:w="2007"/>
+            <w:tcW w:type="dxa" w:w="1643"/>
             <w:tcBorders>
               <w:top w:val="single" w:color="A6A6A6" w:sz="4"/>
               <w:left w:val="single" w:color="A6A6A6" w:sz="4"/>
@@ -2988,7 +3012,7 @@
         </w:tc>
         <w:tc>
           <w:tcPr>
-            <w:tcW w:type="dxa" w:w="5222"/>
+            <w:tcW w:type="dxa" w:w="4109"/>
             <w:tcBorders>
               <w:top w:val="single" w:color="A6A6A6" w:sz="4"/>
               <w:left w:val="single" w:color="A6A6A6" w:sz="4"/>
@@ -3024,7 +3048,7 @@
         </w:trPr>
         <w:tc>
           <w:tcPr>
-            <w:tcW w:type="dxa" w:w="2409"/>
+            <w:tcW w:type="dxa" w:w="3886"/>
             <w:tcBorders>
               <w:top w:val="single" w:color="A6A6A6" w:sz="4"/>
               <w:left w:val="single" w:color="A6A6A6" w:sz="4"/>
@@ -3055,7 +3079,7 @@
         </w:tc>
         <w:tc>
           <w:tcPr>
-            <w:tcW w:type="dxa" w:w="2007"/>
+            <w:tcW w:type="dxa" w:w="1643"/>
             <w:tcBorders>
               <w:top w:val="single" w:color="A6A6A6" w:sz="4"/>
               <w:left w:val="single" w:color="A6A6A6" w:sz="4"/>
@@ -3086,32 +3110,32 @@
         </w:tc>
         <w:tc>
           <w:tcPr>
-            <w:tcW w:type="dxa" w:w="5222"/>
-            <w:tcBorders>
-              <w:top w:val="single" w:color="A6A6A6" w:sz="4"/>
-              <w:left w:val="single" w:color="A6A6A6" w:sz="4"/>
-              <w:bottom w:val="single" w:color="A6A6A6" w:sz="4"/>
-              <w:right w:val="single" w:color="A6A6A6" w:sz="4"/>
-            </w:tcBorders>
-            <w:tcMar>
-              <w:top w:type="dxa" w:w="60"/>
-              <w:left w:type="dxa" w:w="100"/>
-              <w:bottom w:type="dxa" w:w="60"/>
-              <w:right w:type="dxa" w:w="100"/>
-            </w:tcMar>
-            <w:vAlign w:val="top"/>
-          </w:tcPr>
-          <w:p>
-            <w:pPr>
-              <w:spacing w:after="20" w:line="270"/>
-            </w:pPr>
-            <w:r>
-              <w:rPr>
-                <w:rFonts w:ascii="Arial" w:cs="Arial" w:eastAsia="Arial" w:hAnsi="Arial"/>
-                <w:sz w:val="19"/>
-                <w:szCs w:val="19"/>
-              </w:rPr>
-              <w:t xml:space="preserve">Quyền đã cấp (99 quyền trong danh mục).</w:t>
+            <w:tcW w:type="dxa" w:w="4109"/>
+            <w:tcBorders>
+              <w:top w:val="single" w:color="A6A6A6" w:sz="4"/>
+              <w:left w:val="single" w:color="A6A6A6" w:sz="4"/>
+              <w:bottom w:val="single" w:color="A6A6A6" w:sz="4"/>
+              <w:right w:val="single" w:color="A6A6A6" w:sz="4"/>
+            </w:tcBorders>
+            <w:tcMar>
+              <w:top w:type="dxa" w:w="60"/>
+              <w:left w:type="dxa" w:w="100"/>
+              <w:bottom w:type="dxa" w:w="60"/>
+              <w:right w:type="dxa" w:w="100"/>
+            </w:tcMar>
+            <w:vAlign w:val="top"/>
+          </w:tcPr>
+          <w:p>
+            <w:pPr>
+              <w:spacing w:after="20" w:line="270"/>
+            </w:pPr>
+            <w:r>
+              <w:rPr>
+                <w:rFonts w:ascii="Arial" w:cs="Arial" w:eastAsia="Arial" w:hAnsi="Arial"/>
+                <w:sz w:val="19"/>
+                <w:szCs w:val="19"/>
+              </w:rPr>
+              <w:t xml:space="preserve">Quyền đã cấp (113 quyền trong 25 nhóm).</w:t>
             </w:r>
           </w:p>
         </w:tc>
@@ -3122,7 +3146,7 @@
         </w:trPr>
         <w:tc>
           <w:tcPr>
-            <w:tcW w:type="dxa" w:w="2409"/>
+            <w:tcW w:type="dxa" w:w="3886"/>
             <w:tcBorders>
               <w:top w:val="single" w:color="A6A6A6" w:sz="4"/>
               <w:left w:val="single" w:color="A6A6A6" w:sz="4"/>
@@ -3153,7 +3177,7 @@
         </w:tc>
         <w:tc>
           <w:tcPr>
-            <w:tcW w:type="dxa" w:w="2007"/>
+            <w:tcW w:type="dxa" w:w="1643"/>
             <w:tcBorders>
               <w:top w:val="single" w:color="A6A6A6" w:sz="4"/>
               <w:left w:val="single" w:color="A6A6A6" w:sz="4"/>
@@ -3184,7 +3208,7 @@
         </w:tc>
         <w:tc>
           <w:tcPr>
-            <w:tcW w:type="dxa" w:w="5222"/>
+            <w:tcW w:type="dxa" w:w="4109"/>
             <w:tcBorders>
               <w:top w:val="single" w:color="A6A6A6" w:sz="4"/>
               <w:left w:val="single" w:color="A6A6A6" w:sz="4"/>
@@ -3215,6 +3239,11 @@
         </w:tc>
       </w:tr>
     </w:tbl>
+    <w:p>
+      <w:pPr>
+        <w:spacing w:after="60"/>
+      </w:pPr>
+    </w:p>
     <w:p>
       <w:pPr>
         <w:pStyle w:val="Heading1"/>
@@ -3246,8 +3275,8 @@
         </w:tblBorders>
       </w:tblPr>
       <w:tblGrid>
-        <w:gridCol w:w="2610"/>
-        <w:gridCol w:w="7028"/>
+        <w:gridCol w:w="2233"/>
+        <w:gridCol w:w="7405"/>
       </w:tblGrid>
       <w:tr>
         <w:trPr>
@@ -3256,7 +3285,7 @@
         </w:trPr>
         <w:tc>
           <w:tcPr>
-            <w:tcW w:type="dxa" w:w="2610"/>
+            <w:tcW w:type="dxa" w:w="2233"/>
             <w:tcBorders>
               <w:top w:val="single" w:color="A6A6A6" w:sz="4"/>
               <w:left w:val="single" w:color="A6A6A6" w:sz="4"/>
@@ -3290,7 +3319,7 @@
         </w:tc>
         <w:tc>
           <w:tcPr>
-            <w:tcW w:type="dxa" w:w="7028"/>
+            <w:tcW w:type="dxa" w:w="7405"/>
             <w:tcBorders>
               <w:top w:val="single" w:color="A6A6A6" w:sz="4"/>
               <w:left w:val="single" w:color="A6A6A6" w:sz="4"/>
@@ -3329,7 +3358,7 @@
         </w:trPr>
         <w:tc>
           <w:tcPr>
-            <w:tcW w:type="dxa" w:w="2610"/>
+            <w:tcW w:type="dxa" w:w="2233"/>
             <w:tcBorders>
               <w:top w:val="single" w:color="A6A6A6" w:sz="4"/>
               <w:left w:val="single" w:color="A6A6A6" w:sz="4"/>
@@ -3360,7 +3389,7 @@
         </w:tc>
         <w:tc>
           <w:tcPr>
-            <w:tcW w:type="dxa" w:w="7028"/>
+            <w:tcW w:type="dxa" w:w="7405"/>
             <w:tcBorders>
               <w:top w:val="single" w:color="A6A6A6" w:sz="4"/>
               <w:left w:val="single" w:color="A6A6A6" w:sz="4"/>
@@ -3396,7 +3425,7 @@
         </w:trPr>
         <w:tc>
           <w:tcPr>
-            <w:tcW w:type="dxa" w:w="2610"/>
+            <w:tcW w:type="dxa" w:w="2233"/>
             <w:tcBorders>
               <w:top w:val="single" w:color="A6A6A6" w:sz="4"/>
               <w:left w:val="single" w:color="A6A6A6" w:sz="4"/>
@@ -3427,7 +3456,7 @@
         </w:tc>
         <w:tc>
           <w:tcPr>
-            <w:tcW w:type="dxa" w:w="7028"/>
+            <w:tcW w:type="dxa" w:w="7405"/>
             <w:tcBorders>
               <w:top w:val="single" w:color="A6A6A6" w:sz="4"/>
               <w:left w:val="single" w:color="A6A6A6" w:sz="4"/>
@@ -3458,6 +3487,11 @@
         </w:tc>
       </w:tr>
     </w:tbl>
+    <w:p>
+      <w:pPr>
+        <w:spacing w:after="60"/>
+      </w:pPr>
+    </w:p>
     <w:p>
       <w:pPr>
         <w:pStyle w:val="Heading1"/>
@@ -3489,8 +3523,8 @@
         </w:tblBorders>
       </w:tblPr>
       <w:tblGrid>
-        <w:gridCol w:w="3614"/>
-        <w:gridCol w:w="6024"/>
+        <w:gridCol w:w="2921"/>
+        <w:gridCol w:w="6717"/>
       </w:tblGrid>
       <w:tr>
         <w:trPr>
@@ -3499,7 +3533,7 @@
         </w:trPr>
         <w:tc>
           <w:tcPr>
-            <w:tcW w:type="dxa" w:w="3614"/>
+            <w:tcW w:type="dxa" w:w="2921"/>
             <w:tcBorders>
               <w:top w:val="single" w:color="A6A6A6" w:sz="4"/>
               <w:left w:val="single" w:color="A6A6A6" w:sz="4"/>
@@ -3533,7 +3567,7 @@
         </w:tc>
         <w:tc>
           <w:tcPr>
-            <w:tcW w:type="dxa" w:w="6024"/>
+            <w:tcW w:type="dxa" w:w="6717"/>
             <w:tcBorders>
               <w:top w:val="single" w:color="A6A6A6" w:sz="4"/>
               <w:left w:val="single" w:color="A6A6A6" w:sz="4"/>
@@ -3572,7 +3606,7 @@
         </w:trPr>
         <w:tc>
           <w:tcPr>
-            <w:tcW w:type="dxa" w:w="3614"/>
+            <w:tcW w:type="dxa" w:w="2921"/>
             <w:tcBorders>
               <w:top w:val="single" w:color="A6A6A6" w:sz="4"/>
               <w:left w:val="single" w:color="A6A6A6" w:sz="4"/>
@@ -3603,7 +3637,7 @@
         </w:tc>
         <w:tc>
           <w:tcPr>
-            <w:tcW w:type="dxa" w:w="6024"/>
+            <w:tcW w:type="dxa" w:w="6717"/>
             <w:tcBorders>
               <w:top w:val="single" w:color="A6A6A6" w:sz="4"/>
               <w:left w:val="single" w:color="A6A6A6" w:sz="4"/>
@@ -3639,7 +3673,7 @@
         </w:trPr>
         <w:tc>
           <w:tcPr>
-            <w:tcW w:type="dxa" w:w="3614"/>
+            <w:tcW w:type="dxa" w:w="2921"/>
             <w:tcBorders>
               <w:top w:val="single" w:color="A6A6A6" w:sz="4"/>
               <w:left w:val="single" w:color="A6A6A6" w:sz="4"/>
@@ -3670,7 +3704,7 @@
         </w:tc>
         <w:tc>
           <w:tcPr>
-            <w:tcW w:type="dxa" w:w="6024"/>
+            <w:tcW w:type="dxa" w:w="6717"/>
             <w:tcBorders>
               <w:top w:val="single" w:color="A6A6A6" w:sz="4"/>
               <w:left w:val="single" w:color="A6A6A6" w:sz="4"/>
@@ -3706,7 +3740,7 @@
         </w:trPr>
         <w:tc>
           <w:tcPr>
-            <w:tcW w:type="dxa" w:w="3614"/>
+            <w:tcW w:type="dxa" w:w="2921"/>
             <w:tcBorders>
               <w:top w:val="single" w:color="A6A6A6" w:sz="4"/>
               <w:left w:val="single" w:color="A6A6A6" w:sz="4"/>
@@ -3737,7 +3771,7 @@
         </w:tc>
         <w:tc>
           <w:tcPr>
-            <w:tcW w:type="dxa" w:w="6024"/>
+            <w:tcW w:type="dxa" w:w="6717"/>
             <w:tcBorders>
               <w:top w:val="single" w:color="A6A6A6" w:sz="4"/>
               <w:left w:val="single" w:color="A6A6A6" w:sz="4"/>
@@ -3768,6 +3802,11 @@
         </w:tc>
       </w:tr>
     </w:tbl>
+    <w:p>
+      <w:pPr>
+        <w:spacing w:after="60"/>
+      </w:pPr>
+    </w:p>
     <w:p>
       <w:pPr>
         <w:pStyle w:val="Heading1"/>
@@ -3799,8 +3838,8 @@
         </w:tblBorders>
       </w:tblPr>
       <w:tblGrid>
-        <w:gridCol w:w="2007"/>
-        <w:gridCol w:w="7631"/>
+        <w:gridCol w:w="1928"/>
+        <w:gridCol w:w="7710"/>
       </w:tblGrid>
       <w:tr>
         <w:trPr>
@@ -3809,7 +3848,7 @@
         </w:trPr>
         <w:tc>
           <w:tcPr>
-            <w:tcW w:type="dxa" w:w="2007"/>
+            <w:tcW w:type="dxa" w:w="1928"/>
             <w:tcBorders>
               <w:top w:val="single" w:color="A6A6A6" w:sz="4"/>
               <w:left w:val="single" w:color="A6A6A6" w:sz="4"/>
@@ -3843,7 +3882,7 @@
         </w:tc>
         <w:tc>
           <w:tcPr>
-            <w:tcW w:type="dxa" w:w="7631"/>
+            <w:tcW w:type="dxa" w:w="7710"/>
             <w:tcBorders>
               <w:top w:val="single" w:color="A6A6A6" w:sz="4"/>
               <w:left w:val="single" w:color="A6A6A6" w:sz="4"/>
@@ -3882,7 +3921,7 @@
         </w:trPr>
         <w:tc>
           <w:tcPr>
-            <w:tcW w:type="dxa" w:w="2007"/>
+            <w:tcW w:type="dxa" w:w="1928"/>
             <w:tcBorders>
               <w:top w:val="single" w:color="A6A6A6" w:sz="4"/>
               <w:left w:val="single" w:color="A6A6A6" w:sz="4"/>
@@ -3913,7 +3952,7 @@
         </w:tc>
         <w:tc>
           <w:tcPr>
-            <w:tcW w:type="dxa" w:w="7631"/>
+            <w:tcW w:type="dxa" w:w="7710"/>
             <w:tcBorders>
               <w:top w:val="single" w:color="A6A6A6" w:sz="4"/>
               <w:left w:val="single" w:color="A6A6A6" w:sz="4"/>
@@ -3949,7 +3988,7 @@
         </w:trPr>
         <w:tc>
           <w:tcPr>
-            <w:tcW w:type="dxa" w:w="2007"/>
+            <w:tcW w:type="dxa" w:w="1928"/>
             <w:tcBorders>
               <w:top w:val="single" w:color="A6A6A6" w:sz="4"/>
               <w:left w:val="single" w:color="A6A6A6" w:sz="4"/>
@@ -3980,7 +4019,7 @@
         </w:tc>
         <w:tc>
           <w:tcPr>
-            <w:tcW w:type="dxa" w:w="7631"/>
+            <w:tcW w:type="dxa" w:w="7710"/>
             <w:tcBorders>
               <w:top w:val="single" w:color="A6A6A6" w:sz="4"/>
               <w:left w:val="single" w:color="A6A6A6" w:sz="4"/>
@@ -4016,7 +4055,7 @@
         </w:trPr>
         <w:tc>
           <w:tcPr>
-            <w:tcW w:type="dxa" w:w="2007"/>
+            <w:tcW w:type="dxa" w:w="1928"/>
             <w:tcBorders>
               <w:top w:val="single" w:color="A6A6A6" w:sz="4"/>
               <w:left w:val="single" w:color="A6A6A6" w:sz="4"/>
@@ -4047,7 +4086,7 @@
         </w:tc>
         <w:tc>
           <w:tcPr>
-            <w:tcW w:type="dxa" w:w="7631"/>
+            <w:tcW w:type="dxa" w:w="7710"/>
             <w:tcBorders>
               <w:top w:val="single" w:color="A6A6A6" w:sz="4"/>
               <w:left w:val="single" w:color="A6A6A6" w:sz="4"/>
@@ -4083,7 +4122,7 @@
         </w:trPr>
         <w:tc>
           <w:tcPr>
-            <w:tcW w:type="dxa" w:w="2007"/>
+            <w:tcW w:type="dxa" w:w="1928"/>
             <w:tcBorders>
               <w:top w:val="single" w:color="A6A6A6" w:sz="4"/>
               <w:left w:val="single" w:color="A6A6A6" w:sz="4"/>
@@ -4114,7 +4153,7 @@
         </w:tc>
         <w:tc>
           <w:tcPr>
-            <w:tcW w:type="dxa" w:w="7631"/>
+            <w:tcW w:type="dxa" w:w="7710"/>
             <w:tcBorders>
               <w:top w:val="single" w:color="A6A6A6" w:sz="4"/>
               <w:left w:val="single" w:color="A6A6A6" w:sz="4"/>
@@ -4150,7 +4189,7 @@
         </w:trPr>
         <w:tc>
           <w:tcPr>
-            <w:tcW w:type="dxa" w:w="2007"/>
+            <w:tcW w:type="dxa" w:w="1928"/>
             <w:tcBorders>
               <w:top w:val="single" w:color="A6A6A6" w:sz="4"/>
               <w:left w:val="single" w:color="A6A6A6" w:sz="4"/>
@@ -4181,7 +4220,7 @@
         </w:tc>
         <w:tc>
           <w:tcPr>
-            <w:tcW w:type="dxa" w:w="7631"/>
+            <w:tcW w:type="dxa" w:w="7710"/>
             <w:tcBorders>
               <w:top w:val="single" w:color="A6A6A6" w:sz="4"/>
               <w:left w:val="single" w:color="A6A6A6" w:sz="4"/>
@@ -4217,7 +4256,7 @@
         </w:trPr>
         <w:tc>
           <w:tcPr>
-            <w:tcW w:type="dxa" w:w="2007"/>
+            <w:tcW w:type="dxa" w:w="1928"/>
             <w:tcBorders>
               <w:top w:val="single" w:color="A6A6A6" w:sz="4"/>
               <w:left w:val="single" w:color="A6A6A6" w:sz="4"/>
@@ -4248,7 +4287,7 @@
         </w:tc>
         <w:tc>
           <w:tcPr>
-            <w:tcW w:type="dxa" w:w="7631"/>
+            <w:tcW w:type="dxa" w:w="7710"/>
             <w:tcBorders>
               <w:top w:val="single" w:color="A6A6A6" w:sz="4"/>
               <w:left w:val="single" w:color="A6A6A6" w:sz="4"/>
@@ -4284,7 +4323,7 @@
         </w:trPr>
         <w:tc>
           <w:tcPr>
-            <w:tcW w:type="dxa" w:w="2007"/>
+            <w:tcW w:type="dxa" w:w="1928"/>
             <w:tcBorders>
               <w:top w:val="single" w:color="A6A6A6" w:sz="4"/>
               <w:left w:val="single" w:color="A6A6A6" w:sz="4"/>
@@ -4315,7 +4354,7 @@
         </w:tc>
         <w:tc>
           <w:tcPr>
-            <w:tcW w:type="dxa" w:w="7631"/>
+            <w:tcW w:type="dxa" w:w="7710"/>
             <w:tcBorders>
               <w:top w:val="single" w:color="A6A6A6" w:sz="4"/>
               <w:left w:val="single" w:color="A6A6A6" w:sz="4"/>
@@ -4346,6 +4385,11 @@
         </w:tc>
       </w:tr>
     </w:tbl>
+    <w:p>
+      <w:pPr>
+        <w:spacing w:after="60"/>
+      </w:pPr>
+    </w:p>
     <w:p>
       <w:pPr>
         <w:pStyle w:val="Heading1"/>
@@ -4377,8 +4421,8 @@
         </w:tblBorders>
       </w:tblPr>
       <w:tblGrid>
-        <w:gridCol w:w="2610"/>
-        <w:gridCol w:w="7028"/>
+        <w:gridCol w:w="1564"/>
+        <w:gridCol w:w="8074"/>
       </w:tblGrid>
       <w:tr>
         <w:trPr>
@@ -4387,7 +4431,7 @@
         </w:trPr>
         <w:tc>
           <w:tcPr>
-            <w:tcW w:type="dxa" w:w="2610"/>
+            <w:tcW w:type="dxa" w:w="1564"/>
             <w:tcBorders>
               <w:top w:val="single" w:color="A6A6A6" w:sz="4"/>
               <w:left w:val="single" w:color="A6A6A6" w:sz="4"/>
@@ -4421,7 +4465,7 @@
         </w:tc>
         <w:tc>
           <w:tcPr>
-            <w:tcW w:type="dxa" w:w="7028"/>
+            <w:tcW w:type="dxa" w:w="8074"/>
             <w:tcBorders>
               <w:top w:val="single" w:color="A6A6A6" w:sz="4"/>
               <w:left w:val="single" w:color="A6A6A6" w:sz="4"/>
@@ -4460,7 +4504,7 @@
         </w:trPr>
         <w:tc>
           <w:tcPr>
-            <w:tcW w:type="dxa" w:w="2610"/>
+            <w:tcW w:type="dxa" w:w="1564"/>
             <w:tcBorders>
               <w:top w:val="single" w:color="A6A6A6" w:sz="4"/>
               <w:left w:val="single" w:color="A6A6A6" w:sz="4"/>
@@ -4491,32 +4535,32 @@
         </w:tc>
         <w:tc>
           <w:tcPr>
-            <w:tcW w:type="dxa" w:w="7028"/>
-            <w:tcBorders>
-              <w:top w:val="single" w:color="A6A6A6" w:sz="4"/>
-              <w:left w:val="single" w:color="A6A6A6" w:sz="4"/>
-              <w:bottom w:val="single" w:color="A6A6A6" w:sz="4"/>
-              <w:right w:val="single" w:color="A6A6A6" w:sz="4"/>
-            </w:tcBorders>
-            <w:tcMar>
-              <w:top w:type="dxa" w:w="60"/>
-              <w:left w:type="dxa" w:w="100"/>
-              <w:bottom w:type="dxa" w:w="60"/>
-              <w:right w:type="dxa" w:w="100"/>
-            </w:tcMar>
-            <w:vAlign w:val="top"/>
-          </w:tcPr>
-          <w:p>
-            <w:pPr>
-              <w:spacing w:after="20" w:line="270"/>
-            </w:pPr>
-            <w:r>
-              <w:rPr>
-                <w:rFonts w:ascii="Arial" w:cs="Arial" w:eastAsia="Arial" w:hAnsi="Arial"/>
-                <w:sz w:val="19"/>
-                <w:szCs w:val="19"/>
-              </w:rPr>
-              <w:t xml:space="preserve">view, create, update, delete, reset_password</w:t>
+            <w:tcW w:type="dxa" w:w="8074"/>
+            <w:tcBorders>
+              <w:top w:val="single" w:color="A6A6A6" w:sz="4"/>
+              <w:left w:val="single" w:color="A6A6A6" w:sz="4"/>
+              <w:bottom w:val="single" w:color="A6A6A6" w:sz="4"/>
+              <w:right w:val="single" w:color="A6A6A6" w:sz="4"/>
+            </w:tcBorders>
+            <w:tcMar>
+              <w:top w:type="dxa" w:w="60"/>
+              <w:left w:type="dxa" w:w="100"/>
+              <w:bottom w:type="dxa" w:w="60"/>
+              <w:right w:type="dxa" w:w="100"/>
+            </w:tcMar>
+            <w:vAlign w:val="top"/>
+          </w:tcPr>
+          <w:p>
+            <w:pPr>
+              <w:spacing w:after="20" w:line="270"/>
+            </w:pPr>
+            <w:r>
+              <w:rPr>
+                <w:rFonts w:ascii="Arial" w:cs="Arial" w:eastAsia="Arial" w:hAnsi="Arial"/>
+                <w:sz w:val="19"/>
+                <w:szCs w:val="19"/>
+              </w:rPr>
+              <w:t xml:space="preserve">Xem, Thêm, Sửa, Xoá, Đặt lại mật khẩu</w:t>
             </w:r>
           </w:p>
         </w:tc>
@@ -4527,7 +4571,7 @@
         </w:trPr>
         <w:tc>
           <w:tcPr>
-            <w:tcW w:type="dxa" w:w="2610"/>
+            <w:tcW w:type="dxa" w:w="1564"/>
             <w:tcBorders>
               <w:top w:val="single" w:color="A6A6A6" w:sz="4"/>
               <w:left w:val="single" w:color="A6A6A6" w:sz="4"/>
@@ -4558,32 +4602,32 @@
         </w:tc>
         <w:tc>
           <w:tcPr>
-            <w:tcW w:type="dxa" w:w="7028"/>
-            <w:tcBorders>
-              <w:top w:val="single" w:color="A6A6A6" w:sz="4"/>
-              <w:left w:val="single" w:color="A6A6A6" w:sz="4"/>
-              <w:bottom w:val="single" w:color="A6A6A6" w:sz="4"/>
-              <w:right w:val="single" w:color="A6A6A6" w:sz="4"/>
-            </w:tcBorders>
-            <w:tcMar>
-              <w:top w:type="dxa" w:w="60"/>
-              <w:left w:type="dxa" w:w="100"/>
-              <w:bottom w:type="dxa" w:w="60"/>
-              <w:right w:type="dxa" w:w="100"/>
-            </w:tcMar>
-            <w:vAlign w:val="top"/>
-          </w:tcPr>
-          <w:p>
-            <w:pPr>
-              <w:spacing w:after="20" w:line="270"/>
-            </w:pPr>
-            <w:r>
-              <w:rPr>
-                <w:rFonts w:ascii="Arial" w:cs="Arial" w:eastAsia="Arial" w:hAnsi="Arial"/>
-                <w:sz w:val="19"/>
-                <w:szCs w:val="19"/>
-              </w:rPr>
-              <w:t xml:space="preserve">view, create, update, delete, assign_permission</w:t>
+            <w:tcW w:type="dxa" w:w="8074"/>
+            <w:tcBorders>
+              <w:top w:val="single" w:color="A6A6A6" w:sz="4"/>
+              <w:left w:val="single" w:color="A6A6A6" w:sz="4"/>
+              <w:bottom w:val="single" w:color="A6A6A6" w:sz="4"/>
+              <w:right w:val="single" w:color="A6A6A6" w:sz="4"/>
+            </w:tcBorders>
+            <w:tcMar>
+              <w:top w:type="dxa" w:w="60"/>
+              <w:left w:type="dxa" w:w="100"/>
+              <w:bottom w:type="dxa" w:w="60"/>
+              <w:right w:type="dxa" w:w="100"/>
+            </w:tcMar>
+            <w:vAlign w:val="top"/>
+          </w:tcPr>
+          <w:p>
+            <w:pPr>
+              <w:spacing w:after="20" w:line="270"/>
+            </w:pPr>
+            <w:r>
+              <w:rPr>
+                <w:rFonts w:ascii="Arial" w:cs="Arial" w:eastAsia="Arial" w:hAnsi="Arial"/>
+                <w:sz w:val="19"/>
+                <w:szCs w:val="19"/>
+              </w:rPr>
+              <w:t xml:space="preserve">Xem, Thêm, Sửa, Xoá (ngừng dùng), Phân quyền cho chức vụ</w:t>
             </w:r>
           </w:p>
         </w:tc>
@@ -4594,7 +4638,7 @@
         </w:trPr>
         <w:tc>
           <w:tcPr>
-            <w:tcW w:type="dxa" w:w="2610"/>
+            <w:tcW w:type="dxa" w:w="1564"/>
             <w:tcBorders>
               <w:top w:val="single" w:color="A6A6A6" w:sz="4"/>
               <w:left w:val="single" w:color="A6A6A6" w:sz="4"/>
@@ -4625,32 +4669,32 @@
         </w:tc>
         <w:tc>
           <w:tcPr>
-            <w:tcW w:type="dxa" w:w="7028"/>
-            <w:tcBorders>
-              <w:top w:val="single" w:color="A6A6A6" w:sz="4"/>
-              <w:left w:val="single" w:color="A6A6A6" w:sz="4"/>
-              <w:bottom w:val="single" w:color="A6A6A6" w:sz="4"/>
-              <w:right w:val="single" w:color="A6A6A6" w:sz="4"/>
-            </w:tcBorders>
-            <w:tcMar>
-              <w:top w:type="dxa" w:w="60"/>
-              <w:left w:type="dxa" w:w="100"/>
-              <w:bottom w:type="dxa" w:w="60"/>
-              <w:right w:type="dxa" w:w="100"/>
-            </w:tcMar>
-            <w:vAlign w:val="top"/>
-          </w:tcPr>
-          <w:p>
-            <w:pPr>
-              <w:spacing w:after="20" w:line="270"/>
-            </w:pPr>
-            <w:r>
-              <w:rPr>
-                <w:rFonts w:ascii="Arial" w:cs="Arial" w:eastAsia="Arial" w:hAnsi="Arial"/>
-                <w:sz w:val="19"/>
-                <w:szCs w:val="19"/>
-              </w:rPr>
-              <w:t xml:space="preserve">view, update</w:t>
+            <w:tcW w:type="dxa" w:w="8074"/>
+            <w:tcBorders>
+              <w:top w:val="single" w:color="A6A6A6" w:sz="4"/>
+              <w:left w:val="single" w:color="A6A6A6" w:sz="4"/>
+              <w:bottom w:val="single" w:color="A6A6A6" w:sz="4"/>
+              <w:right w:val="single" w:color="A6A6A6" w:sz="4"/>
+            </w:tcBorders>
+            <w:tcMar>
+              <w:top w:type="dxa" w:w="60"/>
+              <w:left w:type="dxa" w:w="100"/>
+              <w:bottom w:type="dxa" w:w="60"/>
+              <w:right w:type="dxa" w:w="100"/>
+            </w:tcMar>
+            <w:vAlign w:val="top"/>
+          </w:tcPr>
+          <w:p>
+            <w:pPr>
+              <w:spacing w:after="20" w:line="270"/>
+            </w:pPr>
+            <w:r>
+              <w:rPr>
+                <w:rFonts w:ascii="Arial" w:cs="Arial" w:eastAsia="Arial" w:hAnsi="Arial"/>
+                <w:sz w:val="19"/>
+                <w:szCs w:val="19"/>
+              </w:rPr>
+              <w:t xml:space="preserve">Xem, Sửa thông tin công ty, Khoá sổ / bỏ khoá sổ kỳ kế toán</w:t>
             </w:r>
           </w:p>
         </w:tc>
@@ -4661,7 +4705,7 @@
         </w:trPr>
         <w:tc>
           <w:tcPr>
-            <w:tcW w:type="dxa" w:w="2610"/>
+            <w:tcW w:type="dxa" w:w="1564"/>
             <w:tcBorders>
               <w:top w:val="single" w:color="A6A6A6" w:sz="4"/>
               <w:left w:val="single" w:color="A6A6A6" w:sz="4"/>
@@ -4692,32 +4736,32 @@
         </w:tc>
         <w:tc>
           <w:tcPr>
-            <w:tcW w:type="dxa" w:w="7028"/>
-            <w:tcBorders>
-              <w:top w:val="single" w:color="A6A6A6" w:sz="4"/>
-              <w:left w:val="single" w:color="A6A6A6" w:sz="4"/>
-              <w:bottom w:val="single" w:color="A6A6A6" w:sz="4"/>
-              <w:right w:val="single" w:color="A6A6A6" w:sz="4"/>
-            </w:tcBorders>
-            <w:tcMar>
-              <w:top w:type="dxa" w:w="60"/>
-              <w:left w:type="dxa" w:w="100"/>
-              <w:bottom w:type="dxa" w:w="60"/>
-              <w:right w:type="dxa" w:w="100"/>
-            </w:tcMar>
-            <w:vAlign w:val="top"/>
-          </w:tcPr>
-          <w:p>
-            <w:pPr>
-              <w:spacing w:after="20" w:line="270"/>
-            </w:pPr>
-            <w:r>
-              <w:rPr>
-                <w:rFonts w:ascii="Arial" w:cs="Arial" w:eastAsia="Arial" w:hAnsi="Arial"/>
-                <w:sz w:val="19"/>
-                <w:szCs w:val="19"/>
-              </w:rPr>
-              <w:t xml:space="preserve">view, create, update, delete</w:t>
+            <w:tcW w:type="dxa" w:w="8074"/>
+            <w:tcBorders>
+              <w:top w:val="single" w:color="A6A6A6" w:sz="4"/>
+              <w:left w:val="single" w:color="A6A6A6" w:sz="4"/>
+              <w:bottom w:val="single" w:color="A6A6A6" w:sz="4"/>
+              <w:right w:val="single" w:color="A6A6A6" w:sz="4"/>
+            </w:tcBorders>
+            <w:tcMar>
+              <w:top w:type="dxa" w:w="60"/>
+              <w:left w:type="dxa" w:w="100"/>
+              <w:bottom w:type="dxa" w:w="60"/>
+              <w:right w:type="dxa" w:w="100"/>
+            </w:tcMar>
+            <w:vAlign w:val="top"/>
+          </w:tcPr>
+          <w:p>
+            <w:pPr>
+              <w:spacing w:after="20" w:line="270"/>
+            </w:pPr>
+            <w:r>
+              <w:rPr>
+                <w:rFonts w:ascii="Arial" w:cs="Arial" w:eastAsia="Arial" w:hAnsi="Arial"/>
+                <w:sz w:val="19"/>
+                <w:szCs w:val="19"/>
+              </w:rPr>
+              <w:t xml:space="preserve">Xem, Thêm, Sửa, Xoá</w:t>
             </w:r>
           </w:p>
         </w:tc>
@@ -4728,7 +4772,7 @@
         </w:trPr>
         <w:tc>
           <w:tcPr>
-            <w:tcW w:type="dxa" w:w="2610"/>
+            <w:tcW w:type="dxa" w:w="1564"/>
             <w:tcBorders>
               <w:top w:val="single" w:color="A6A6A6" w:sz="4"/>
               <w:left w:val="single" w:color="A6A6A6" w:sz="4"/>
@@ -4759,32 +4803,32 @@
         </w:tc>
         <w:tc>
           <w:tcPr>
-            <w:tcW w:type="dxa" w:w="7028"/>
-            <w:tcBorders>
-              <w:top w:val="single" w:color="A6A6A6" w:sz="4"/>
-              <w:left w:val="single" w:color="A6A6A6" w:sz="4"/>
-              <w:bottom w:val="single" w:color="A6A6A6" w:sz="4"/>
-              <w:right w:val="single" w:color="A6A6A6" w:sz="4"/>
-            </w:tcBorders>
-            <w:tcMar>
-              <w:top w:type="dxa" w:w="60"/>
-              <w:left w:type="dxa" w:w="100"/>
-              <w:bottom w:type="dxa" w:w="60"/>
-              <w:right w:type="dxa" w:w="100"/>
-            </w:tcMar>
-            <w:vAlign w:val="top"/>
-          </w:tcPr>
-          <w:p>
-            <w:pPr>
-              <w:spacing w:after="20" w:line="270"/>
-            </w:pPr>
-            <w:r>
-              <w:rPr>
-                <w:rFonts w:ascii="Arial" w:cs="Arial" w:eastAsia="Arial" w:hAnsi="Arial"/>
-                <w:sz w:val="19"/>
-                <w:szCs w:val="19"/>
-              </w:rPr>
-              <w:t xml:space="preserve">view, manage</w:t>
+            <w:tcW w:type="dxa" w:w="8074"/>
+            <w:tcBorders>
+              <w:top w:val="single" w:color="A6A6A6" w:sz="4"/>
+              <w:left w:val="single" w:color="A6A6A6" w:sz="4"/>
+              <w:bottom w:val="single" w:color="A6A6A6" w:sz="4"/>
+              <w:right w:val="single" w:color="A6A6A6" w:sz="4"/>
+            </w:tcBorders>
+            <w:tcMar>
+              <w:top w:type="dxa" w:w="60"/>
+              <w:left w:type="dxa" w:w="100"/>
+              <w:bottom w:type="dxa" w:w="60"/>
+              <w:right w:type="dxa" w:w="100"/>
+            </w:tcMar>
+            <w:vAlign w:val="top"/>
+          </w:tcPr>
+          <w:p>
+            <w:pPr>
+              <w:spacing w:after="20" w:line="270"/>
+            </w:pPr>
+            <w:r>
+              <w:rPr>
+                <w:rFonts w:ascii="Arial" w:cs="Arial" w:eastAsia="Arial" w:hAnsi="Arial"/>
+                <w:sz w:val="19"/>
+                <w:szCs w:val="19"/>
+              </w:rPr>
+              <w:t xml:space="preserve">Xem, Quản lý thẻ</w:t>
             </w:r>
           </w:p>
         </w:tc>
@@ -4795,7 +4839,7 @@
         </w:trPr>
         <w:tc>
           <w:tcPr>
-            <w:tcW w:type="dxa" w:w="2610"/>
+            <w:tcW w:type="dxa" w:w="1564"/>
             <w:tcBorders>
               <w:top w:val="single" w:color="A6A6A6" w:sz="4"/>
               <w:left w:val="single" w:color="A6A6A6" w:sz="4"/>
@@ -4826,32 +4870,32 @@
         </w:tc>
         <w:tc>
           <w:tcPr>
-            <w:tcW w:type="dxa" w:w="7028"/>
-            <w:tcBorders>
-              <w:top w:val="single" w:color="A6A6A6" w:sz="4"/>
-              <w:left w:val="single" w:color="A6A6A6" w:sz="4"/>
-              <w:bottom w:val="single" w:color="A6A6A6" w:sz="4"/>
-              <w:right w:val="single" w:color="A6A6A6" w:sz="4"/>
-            </w:tcBorders>
-            <w:tcMar>
-              <w:top w:type="dxa" w:w="60"/>
-              <w:left w:type="dxa" w:w="100"/>
-              <w:bottom w:type="dxa" w:w="60"/>
-              <w:right w:type="dxa" w:w="100"/>
-            </w:tcMar>
-            <w:vAlign w:val="top"/>
-          </w:tcPr>
-          <w:p>
-            <w:pPr>
-              <w:spacing w:after="20" w:line="270"/>
-            </w:pPr>
-            <w:r>
-              <w:rPr>
-                <w:rFonts w:ascii="Arial" w:cs="Arial" w:eastAsia="Arial" w:hAnsi="Arial"/>
-                <w:sz w:val="19"/>
-                <w:szCs w:val="19"/>
-              </w:rPr>
-              <w:t xml:space="preserve">view, create, update, delete (ngừng kinh doanh), import, export, manage_image</w:t>
+            <w:tcW w:type="dxa" w:w="8074"/>
+            <w:tcBorders>
+              <w:top w:val="single" w:color="A6A6A6" w:sz="4"/>
+              <w:left w:val="single" w:color="A6A6A6" w:sz="4"/>
+              <w:bottom w:val="single" w:color="A6A6A6" w:sz="4"/>
+              <w:right w:val="single" w:color="A6A6A6" w:sz="4"/>
+            </w:tcBorders>
+            <w:tcMar>
+              <w:top w:type="dxa" w:w="60"/>
+              <w:left w:type="dxa" w:w="100"/>
+              <w:bottom w:type="dxa" w:w="60"/>
+              <w:right w:type="dxa" w:w="100"/>
+            </w:tcMar>
+            <w:vAlign w:val="top"/>
+          </w:tcPr>
+          <w:p>
+            <w:pPr>
+              <w:spacing w:after="20" w:line="270"/>
+            </w:pPr>
+            <w:r>
+              <w:rPr>
+                <w:rFonts w:ascii="Arial" w:cs="Arial" w:eastAsia="Arial" w:hAnsi="Arial"/>
+                <w:sz w:val="19"/>
+                <w:szCs w:val="19"/>
+              </w:rPr>
+              <w:t xml:space="preserve">Xem, Thêm, Sửa, Ngừng kinh doanh, Nhập Excel, Xuất danh mục, Quản lý ảnh</w:t>
             </w:r>
           </w:p>
         </w:tc>
@@ -4862,7 +4906,7 @@
         </w:trPr>
         <w:tc>
           <w:tcPr>
-            <w:tcW w:type="dxa" w:w="2610"/>
+            <w:tcW w:type="dxa" w:w="1564"/>
             <w:tcBorders>
               <w:top w:val="single" w:color="A6A6A6" w:sz="4"/>
               <w:left w:val="single" w:color="A6A6A6" w:sz="4"/>
@@ -4893,32 +4937,32 @@
         </w:tc>
         <w:tc>
           <w:tcPr>
-            <w:tcW w:type="dxa" w:w="7028"/>
-            <w:tcBorders>
-              <w:top w:val="single" w:color="A6A6A6" w:sz="4"/>
-              <w:left w:val="single" w:color="A6A6A6" w:sz="4"/>
-              <w:bottom w:val="single" w:color="A6A6A6" w:sz="4"/>
-              <w:right w:val="single" w:color="A6A6A6" w:sz="4"/>
-            </w:tcBorders>
-            <w:tcMar>
-              <w:top w:type="dxa" w:w="60"/>
-              <w:left w:type="dxa" w:w="100"/>
-              <w:bottom w:type="dxa" w:w="60"/>
-              <w:right w:type="dxa" w:w="100"/>
-            </w:tcMar>
-            <w:vAlign w:val="top"/>
-          </w:tcPr>
-          <w:p>
-            <w:pPr>
-              <w:spacing w:after="20" w:line="270"/>
-            </w:pPr>
-            <w:r>
-              <w:rPr>
-                <w:rFonts w:ascii="Arial" w:cs="Arial" w:eastAsia="Arial" w:hAnsi="Arial"/>
-                <w:sz w:val="19"/>
-                <w:szCs w:val="19"/>
-              </w:rPr>
-              <w:t xml:space="preserve">update_price (sửa giá bán), view_cost_price (xem giá vốn)</w:t>
+            <w:tcW w:type="dxa" w:w="8074"/>
+            <w:tcBorders>
+              <w:top w:val="single" w:color="A6A6A6" w:sz="4"/>
+              <w:left w:val="single" w:color="A6A6A6" w:sz="4"/>
+              <w:bottom w:val="single" w:color="A6A6A6" w:sz="4"/>
+              <w:right w:val="single" w:color="A6A6A6" w:sz="4"/>
+            </w:tcBorders>
+            <w:tcMar>
+              <w:top w:type="dxa" w:w="60"/>
+              <w:left w:type="dxa" w:w="100"/>
+              <w:bottom w:type="dxa" w:w="60"/>
+              <w:right w:type="dxa" w:w="100"/>
+            </w:tcMar>
+            <w:vAlign w:val="top"/>
+          </w:tcPr>
+          <w:p>
+            <w:pPr>
+              <w:spacing w:after="20" w:line="270"/>
+            </w:pPr>
+            <w:r>
+              <w:rPr>
+                <w:rFonts w:ascii="Arial" w:cs="Arial" w:eastAsia="Arial" w:hAnsi="Arial"/>
+                <w:sz w:val="19"/>
+                <w:szCs w:val="19"/>
+              </w:rPr>
+              <w:t xml:space="preserve">Sửa giá bán, Xem giá vốn, Quản lý bảng giá, Quản lý khuyến mãi</w:t>
             </w:r>
           </w:p>
         </w:tc>
@@ -4929,7 +4973,7 @@
         </w:trPr>
         <w:tc>
           <w:tcPr>
-            <w:tcW w:type="dxa" w:w="2610"/>
+            <w:tcW w:type="dxa" w:w="1564"/>
             <w:tcBorders>
               <w:top w:val="single" w:color="A6A6A6" w:sz="4"/>
               <w:left w:val="single" w:color="A6A6A6" w:sz="4"/>
@@ -4960,32 +5004,32 @@
         </w:tc>
         <w:tc>
           <w:tcPr>
-            <w:tcW w:type="dxa" w:w="7028"/>
-            <w:tcBorders>
-              <w:top w:val="single" w:color="A6A6A6" w:sz="4"/>
-              <w:left w:val="single" w:color="A6A6A6" w:sz="4"/>
-              <w:bottom w:val="single" w:color="A6A6A6" w:sz="4"/>
-              <w:right w:val="single" w:color="A6A6A6" w:sz="4"/>
-            </w:tcBorders>
-            <w:tcMar>
-              <w:top w:type="dxa" w:w="60"/>
-              <w:left w:type="dxa" w:w="100"/>
-              <w:bottom w:type="dxa" w:w="60"/>
-              <w:right w:type="dxa" w:w="100"/>
-            </w:tcMar>
-            <w:vAlign w:val="top"/>
-          </w:tcPr>
-          <w:p>
-            <w:pPr>
-              <w:spacing w:after="20" w:line="270"/>
-            </w:pPr>
-            <w:r>
-              <w:rPr>
-                <w:rFonts w:ascii="Arial" w:cs="Arial" w:eastAsia="Arial" w:hAnsi="Arial"/>
-                <w:sz w:val="19"/>
-                <w:szCs w:val="19"/>
-              </w:rPr>
-              <w:t xml:space="preserve">view, manage</w:t>
+            <w:tcW w:type="dxa" w:w="8074"/>
+            <w:tcBorders>
+              <w:top w:val="single" w:color="A6A6A6" w:sz="4"/>
+              <w:left w:val="single" w:color="A6A6A6" w:sz="4"/>
+              <w:bottom w:val="single" w:color="A6A6A6" w:sz="4"/>
+              <w:right w:val="single" w:color="A6A6A6" w:sz="4"/>
+            </w:tcBorders>
+            <w:tcMar>
+              <w:top w:type="dxa" w:w="60"/>
+              <w:left w:type="dxa" w:w="100"/>
+              <w:bottom w:type="dxa" w:w="60"/>
+              <w:right w:type="dxa" w:w="100"/>
+            </w:tcMar>
+            <w:vAlign w:val="top"/>
+          </w:tcPr>
+          <w:p>
+            <w:pPr>
+              <w:spacing w:after="20" w:line="270"/>
+            </w:pPr>
+            <w:r>
+              <w:rPr>
+                <w:rFonts w:ascii="Arial" w:cs="Arial" w:eastAsia="Arial" w:hAnsi="Arial"/>
+                <w:sz w:val="19"/>
+                <w:szCs w:val="19"/>
+              </w:rPr>
+              <w:t xml:space="preserve">Xem, Khai báo định mức</w:t>
             </w:r>
           </w:p>
         </w:tc>
@@ -4996,63 +5040,63 @@
         </w:trPr>
         <w:tc>
           <w:tcPr>
-            <w:tcW w:type="dxa" w:w="2610"/>
-            <w:tcBorders>
-              <w:top w:val="single" w:color="A6A6A6" w:sz="4"/>
-              <w:left w:val="single" w:color="A6A6A6" w:sz="4"/>
-              <w:bottom w:val="single" w:color="A6A6A6" w:sz="4"/>
-              <w:right w:val="single" w:color="A6A6A6" w:sz="4"/>
-            </w:tcBorders>
-            <w:tcMar>
-              <w:top w:type="dxa" w:w="60"/>
-              <w:left w:type="dxa" w:w="100"/>
-              <w:bottom w:type="dxa" w:w="60"/>
-              <w:right w:type="dxa" w:w="100"/>
-            </w:tcMar>
-            <w:vAlign w:val="top"/>
-          </w:tcPr>
-          <w:p>
-            <w:pPr>
-              <w:spacing w:after="20" w:line="270"/>
-            </w:pPr>
-            <w:r>
-              <w:rPr>
-                <w:rFonts w:ascii="Arial" w:cs="Arial" w:eastAsia="Arial" w:hAnsi="Arial"/>
-                <w:sz w:val="19"/>
-                <w:szCs w:val="19"/>
-              </w:rPr>
-              <w:t xml:space="preserve">Khách hàng, Nhà cung cấp</w:t>
-            </w:r>
-          </w:p>
-        </w:tc>
-        <w:tc>
-          <w:tcPr>
-            <w:tcW w:type="dxa" w:w="7028"/>
-            <w:tcBorders>
-              <w:top w:val="single" w:color="A6A6A6" w:sz="4"/>
-              <w:left w:val="single" w:color="A6A6A6" w:sz="4"/>
-              <w:bottom w:val="single" w:color="A6A6A6" w:sz="4"/>
-              <w:right w:val="single" w:color="A6A6A6" w:sz="4"/>
-            </w:tcBorders>
-            <w:tcMar>
-              <w:top w:type="dxa" w:w="60"/>
-              <w:left w:type="dxa" w:w="100"/>
-              <w:bottom w:type="dxa" w:w="60"/>
-              <w:right w:type="dxa" w:w="100"/>
-            </w:tcMar>
-            <w:vAlign w:val="top"/>
-          </w:tcPr>
-          <w:p>
-            <w:pPr>
-              <w:spacing w:after="20" w:line="270"/>
-            </w:pPr>
-            <w:r>
-              <w:rPr>
-                <w:rFonts w:ascii="Arial" w:cs="Arial" w:eastAsia="Arial" w:hAnsi="Arial"/>
-                <w:sz w:val="19"/>
-                <w:szCs w:val="19"/>
-              </w:rPr>
-              <w:t xml:space="preserve">view, create, update, …</w:t>
+            <w:tcW w:type="dxa" w:w="1564"/>
+            <w:tcBorders>
+              <w:top w:val="single" w:color="A6A6A6" w:sz="4"/>
+              <w:left w:val="single" w:color="A6A6A6" w:sz="4"/>
+              <w:bottom w:val="single" w:color="A6A6A6" w:sz="4"/>
+              <w:right w:val="single" w:color="A6A6A6" w:sz="4"/>
+            </w:tcBorders>
+            <w:tcMar>
+              <w:top w:type="dxa" w:w="60"/>
+              <w:left w:type="dxa" w:w="100"/>
+              <w:bottom w:type="dxa" w:w="60"/>
+              <w:right w:type="dxa" w:w="100"/>
+            </w:tcMar>
+            <w:vAlign w:val="top"/>
+          </w:tcPr>
+          <w:p>
+            <w:pPr>
+              <w:spacing w:after="20" w:line="270"/>
+            </w:pPr>
+            <w:r>
+              <w:rPr>
+                <w:rFonts w:ascii="Arial" w:cs="Arial" w:eastAsia="Arial" w:hAnsi="Arial"/>
+                <w:sz w:val="19"/>
+                <w:szCs w:val="19"/>
+              </w:rPr>
+              <w:t xml:space="preserve">Khách hàng</w:t>
+            </w:r>
+          </w:p>
+        </w:tc>
+        <w:tc>
+          <w:tcPr>
+            <w:tcW w:type="dxa" w:w="8074"/>
+            <w:tcBorders>
+              <w:top w:val="single" w:color="A6A6A6" w:sz="4"/>
+              <w:left w:val="single" w:color="A6A6A6" w:sz="4"/>
+              <w:bottom w:val="single" w:color="A6A6A6" w:sz="4"/>
+              <w:right w:val="single" w:color="A6A6A6" w:sz="4"/>
+            </w:tcBorders>
+            <w:tcMar>
+              <w:top w:type="dxa" w:w="60"/>
+              <w:left w:type="dxa" w:w="100"/>
+              <w:bottom w:type="dxa" w:w="60"/>
+              <w:right w:type="dxa" w:w="100"/>
+            </w:tcMar>
+            <w:vAlign w:val="top"/>
+          </w:tcPr>
+          <w:p>
+            <w:pPr>
+              <w:spacing w:after="20" w:line="270"/>
+            </w:pPr>
+            <w:r>
+              <w:rPr>
+                <w:rFonts w:ascii="Arial" w:cs="Arial" w:eastAsia="Arial" w:hAnsi="Arial"/>
+                <w:sz w:val="19"/>
+                <w:szCs w:val="19"/>
+              </w:rPr>
+              <w:t xml:space="preserve">Xem, Thêm, Sửa, Ngừng theo dõi</w:t>
             </w:r>
           </w:p>
         </w:tc>
@@ -5063,63 +5107,63 @@
         </w:trPr>
         <w:tc>
           <w:tcPr>
-            <w:tcW w:type="dxa" w:w="2610"/>
-            <w:tcBorders>
-              <w:top w:val="single" w:color="A6A6A6" w:sz="4"/>
-              <w:left w:val="single" w:color="A6A6A6" w:sz="4"/>
-              <w:bottom w:val="single" w:color="A6A6A6" w:sz="4"/>
-              <w:right w:val="single" w:color="A6A6A6" w:sz="4"/>
-            </w:tcBorders>
-            <w:tcMar>
-              <w:top w:type="dxa" w:w="60"/>
-              <w:left w:type="dxa" w:w="100"/>
-              <w:bottom w:type="dxa" w:w="60"/>
-              <w:right w:type="dxa" w:w="100"/>
-            </w:tcMar>
-            <w:vAlign w:val="top"/>
-          </w:tcPr>
-          <w:p>
-            <w:pPr>
-              <w:spacing w:after="20" w:line="270"/>
-            </w:pPr>
-            <w:r>
-              <w:rPr>
-                <w:rFonts w:ascii="Arial" w:cs="Arial" w:eastAsia="Arial" w:hAnsi="Arial"/>
-                <w:sz w:val="19"/>
-                <w:szCs w:val="19"/>
-              </w:rPr>
-              <w:t xml:space="preserve">Tồn kho, Phiếu kho, Kiểm kê</w:t>
-            </w:r>
-          </w:p>
-        </w:tc>
-        <w:tc>
-          <w:tcPr>
-            <w:tcW w:type="dxa" w:w="7028"/>
-            <w:tcBorders>
-              <w:top w:val="single" w:color="A6A6A6" w:sz="4"/>
-              <w:left w:val="single" w:color="A6A6A6" w:sz="4"/>
-              <w:bottom w:val="single" w:color="A6A6A6" w:sz="4"/>
-              <w:right w:val="single" w:color="A6A6A6" w:sz="4"/>
-            </w:tcBorders>
-            <w:tcMar>
-              <w:top w:type="dxa" w:w="60"/>
-              <w:left w:type="dxa" w:w="100"/>
-              <w:bottom w:type="dxa" w:w="60"/>
-              <w:right w:type="dxa" w:w="100"/>
-            </w:tcMar>
-            <w:vAlign w:val="top"/>
-          </w:tcPr>
-          <w:p>
-            <w:pPr>
-              <w:spacing w:after="20" w:line="270"/>
-            </w:pPr>
-            <w:r>
-              <w:rPr>
-                <w:rFonts w:ascii="Arial" w:cs="Arial" w:eastAsia="Arial" w:hAnsi="Arial"/>
-                <w:sz w:val="19"/>
-                <w:szCs w:val="19"/>
-              </w:rPr>
-              <w:t xml:space="preserve">xem và lập phiếu kho / kiểm kê</w:t>
+            <w:tcW w:type="dxa" w:w="1564"/>
+            <w:tcBorders>
+              <w:top w:val="single" w:color="A6A6A6" w:sz="4"/>
+              <w:left w:val="single" w:color="A6A6A6" w:sz="4"/>
+              <w:bottom w:val="single" w:color="A6A6A6" w:sz="4"/>
+              <w:right w:val="single" w:color="A6A6A6" w:sz="4"/>
+            </w:tcBorders>
+            <w:tcMar>
+              <w:top w:type="dxa" w:w="60"/>
+              <w:left w:type="dxa" w:w="100"/>
+              <w:bottom w:type="dxa" w:w="60"/>
+              <w:right w:type="dxa" w:w="100"/>
+            </w:tcMar>
+            <w:vAlign w:val="top"/>
+          </w:tcPr>
+          <w:p>
+            <w:pPr>
+              <w:spacing w:after="20" w:line="270"/>
+            </w:pPr>
+            <w:r>
+              <w:rPr>
+                <w:rFonts w:ascii="Arial" w:cs="Arial" w:eastAsia="Arial" w:hAnsi="Arial"/>
+                <w:sz w:val="19"/>
+                <w:szCs w:val="19"/>
+              </w:rPr>
+              <w:t xml:space="preserve">Nhà cung cấp</w:t>
+            </w:r>
+          </w:p>
+        </w:tc>
+        <w:tc>
+          <w:tcPr>
+            <w:tcW w:type="dxa" w:w="8074"/>
+            <w:tcBorders>
+              <w:top w:val="single" w:color="A6A6A6" w:sz="4"/>
+              <w:left w:val="single" w:color="A6A6A6" w:sz="4"/>
+              <w:bottom w:val="single" w:color="A6A6A6" w:sz="4"/>
+              <w:right w:val="single" w:color="A6A6A6" w:sz="4"/>
+            </w:tcBorders>
+            <w:tcMar>
+              <w:top w:type="dxa" w:w="60"/>
+              <w:left w:type="dxa" w:w="100"/>
+              <w:bottom w:type="dxa" w:w="60"/>
+              <w:right w:type="dxa" w:w="100"/>
+            </w:tcMar>
+            <w:vAlign w:val="top"/>
+          </w:tcPr>
+          <w:p>
+            <w:pPr>
+              <w:spacing w:after="20" w:line="270"/>
+            </w:pPr>
+            <w:r>
+              <w:rPr>
+                <w:rFonts w:ascii="Arial" w:cs="Arial" w:eastAsia="Arial" w:hAnsi="Arial"/>
+                <w:sz w:val="19"/>
+                <w:szCs w:val="19"/>
+              </w:rPr>
+              <w:t xml:space="preserve">Xem, Thêm, Sửa, Ngừng hợp tác, Quản lý danh mục hàng của NCC</w:t>
             </w:r>
           </w:p>
         </w:tc>
@@ -5130,63 +5174,63 @@
         </w:trPr>
         <w:tc>
           <w:tcPr>
-            <w:tcW w:type="dxa" w:w="2610"/>
-            <w:tcBorders>
-              <w:top w:val="single" w:color="A6A6A6" w:sz="4"/>
-              <w:left w:val="single" w:color="A6A6A6" w:sz="4"/>
-              <w:bottom w:val="single" w:color="A6A6A6" w:sz="4"/>
-              <w:right w:val="single" w:color="A6A6A6" w:sz="4"/>
-            </w:tcBorders>
-            <w:tcMar>
-              <w:top w:type="dxa" w:w="60"/>
-              <w:left w:type="dxa" w:w="100"/>
-              <w:bottom w:type="dxa" w:w="60"/>
-              <w:right w:type="dxa" w:w="100"/>
-            </w:tcMar>
-            <w:vAlign w:val="top"/>
-          </w:tcPr>
-          <w:p>
-            <w:pPr>
-              <w:spacing w:after="20" w:line="270"/>
-            </w:pPr>
-            <w:r>
-              <w:rPr>
-                <w:rFonts w:ascii="Arial" w:cs="Arial" w:eastAsia="Arial" w:hAnsi="Arial"/>
-                <w:sz w:val="19"/>
-                <w:szCs w:val="19"/>
-              </w:rPr>
-              <w:t xml:space="preserve">Đơn nhập hàng, Đơn bán hàng</w:t>
-            </w:r>
-          </w:p>
-        </w:tc>
-        <w:tc>
-          <w:tcPr>
-            <w:tcW w:type="dxa" w:w="7028"/>
-            <w:tcBorders>
-              <w:top w:val="single" w:color="A6A6A6" w:sz="4"/>
-              <w:left w:val="single" w:color="A6A6A6" w:sz="4"/>
-              <w:bottom w:val="single" w:color="A6A6A6" w:sz="4"/>
-              <w:right w:val="single" w:color="A6A6A6" w:sz="4"/>
-            </w:tcBorders>
-            <w:tcMar>
-              <w:top w:type="dxa" w:w="60"/>
-              <w:left w:type="dxa" w:w="100"/>
-              <w:bottom w:type="dxa" w:w="60"/>
-              <w:right w:type="dxa" w:w="100"/>
-            </w:tcMar>
-            <w:vAlign w:val="top"/>
-          </w:tcPr>
-          <w:p>
-            <w:pPr>
-              <w:spacing w:after="20" w:line="270"/>
-            </w:pPr>
-            <w:r>
-              <w:rPr>
-                <w:rFonts w:ascii="Arial" w:cs="Arial" w:eastAsia="Arial" w:hAnsi="Arial"/>
-                <w:sz w:val="19"/>
-                <w:szCs w:val="19"/>
-              </w:rPr>
-              <w:t xml:space="preserve">xem, lập, sửa, gửi/giao, huỷ, …</w:t>
+            <w:tcW w:type="dxa" w:w="1564"/>
+            <w:tcBorders>
+              <w:top w:val="single" w:color="A6A6A6" w:sz="4"/>
+              <w:left w:val="single" w:color="A6A6A6" w:sz="4"/>
+              <w:bottom w:val="single" w:color="A6A6A6" w:sz="4"/>
+              <w:right w:val="single" w:color="A6A6A6" w:sz="4"/>
+            </w:tcBorders>
+            <w:tcMar>
+              <w:top w:type="dxa" w:w="60"/>
+              <w:left w:type="dxa" w:w="100"/>
+              <w:bottom w:type="dxa" w:w="60"/>
+              <w:right w:type="dxa" w:w="100"/>
+            </w:tcMar>
+            <w:vAlign w:val="top"/>
+          </w:tcPr>
+          <w:p>
+            <w:pPr>
+              <w:spacing w:after="20" w:line="270"/>
+            </w:pPr>
+            <w:r>
+              <w:rPr>
+                <w:rFonts w:ascii="Arial" w:cs="Arial" w:eastAsia="Arial" w:hAnsi="Arial"/>
+                <w:sz w:val="19"/>
+                <w:szCs w:val="19"/>
+              </w:rPr>
+              <w:t xml:space="preserve">Tồn kho</w:t>
+            </w:r>
+          </w:p>
+        </w:tc>
+        <w:tc>
+          <w:tcPr>
+            <w:tcW w:type="dxa" w:w="8074"/>
+            <w:tcBorders>
+              <w:top w:val="single" w:color="A6A6A6" w:sz="4"/>
+              <w:left w:val="single" w:color="A6A6A6" w:sz="4"/>
+              <w:bottom w:val="single" w:color="A6A6A6" w:sz="4"/>
+              <w:right w:val="single" w:color="A6A6A6" w:sz="4"/>
+            </w:tcBorders>
+            <w:tcMar>
+              <w:top w:type="dxa" w:w="60"/>
+              <w:left w:type="dxa" w:w="100"/>
+              <w:bottom w:type="dxa" w:w="60"/>
+              <w:right w:type="dxa" w:w="100"/>
+            </w:tcMar>
+            <w:vAlign w:val="top"/>
+          </w:tcPr>
+          <w:p>
+            <w:pPr>
+              <w:spacing w:after="20" w:line="270"/>
+            </w:pPr>
+            <w:r>
+              <w:rPr>
+                <w:rFonts w:ascii="Arial" w:cs="Arial" w:eastAsia="Arial" w:hAnsi="Arial"/>
+                <w:sz w:val="19"/>
+                <w:szCs w:val="19"/>
+              </w:rPr>
+              <w:t xml:space="preserve">Xem tồn kho, Xem giá trị tồn kho</w:t>
             </w:r>
           </w:p>
         </w:tc>
@@ -5197,63 +5241,63 @@
         </w:trPr>
         <w:tc>
           <w:tcPr>
-            <w:tcW w:type="dxa" w:w="2610"/>
-            <w:tcBorders>
-              <w:top w:val="single" w:color="A6A6A6" w:sz="4"/>
-              <w:left w:val="single" w:color="A6A6A6" w:sz="4"/>
-              <w:bottom w:val="single" w:color="A6A6A6" w:sz="4"/>
-              <w:right w:val="single" w:color="A6A6A6" w:sz="4"/>
-            </w:tcBorders>
-            <w:tcMar>
-              <w:top w:type="dxa" w:w="60"/>
-              <w:left w:type="dxa" w:w="100"/>
-              <w:bottom w:type="dxa" w:w="60"/>
-              <w:right w:type="dxa" w:w="100"/>
-            </w:tcMar>
-            <w:vAlign w:val="top"/>
-          </w:tcPr>
-          <w:p>
-            <w:pPr>
-              <w:spacing w:after="20" w:line="270"/>
-            </w:pPr>
-            <w:r>
-              <w:rPr>
-                <w:rFonts w:ascii="Arial" w:cs="Arial" w:eastAsia="Arial" w:hAnsi="Arial"/>
-                <w:sz w:val="19"/>
-                <w:szCs w:val="19"/>
-              </w:rPr>
-              <w:t xml:space="preserve">Xe, Chuyến giao hàng</w:t>
-            </w:r>
-          </w:p>
-        </w:tc>
-        <w:tc>
-          <w:tcPr>
-            <w:tcW w:type="dxa" w:w="7028"/>
-            <w:tcBorders>
-              <w:top w:val="single" w:color="A6A6A6" w:sz="4"/>
-              <w:left w:val="single" w:color="A6A6A6" w:sz="4"/>
-              <w:bottom w:val="single" w:color="A6A6A6" w:sz="4"/>
-              <w:right w:val="single" w:color="A6A6A6" w:sz="4"/>
-            </w:tcBorders>
-            <w:tcMar>
-              <w:top w:type="dxa" w:w="60"/>
-              <w:left w:type="dxa" w:w="100"/>
-              <w:bottom w:type="dxa" w:w="60"/>
-              <w:right w:type="dxa" w:w="100"/>
-            </w:tcMar>
-            <w:vAlign w:val="top"/>
-          </w:tcPr>
-          <w:p>
-            <w:pPr>
-              <w:spacing w:after="20" w:line="270"/>
-            </w:pPr>
-            <w:r>
-              <w:rPr>
-                <w:rFonts w:ascii="Arial" w:cs="Arial" w:eastAsia="Arial" w:hAnsi="Arial"/>
-                <w:sz w:val="19"/>
-                <w:szCs w:val="19"/>
-              </w:rPr>
-              <w:t xml:space="preserve">xem, lập, xuất kho, chốt giao, nhập về, huỷ, …</w:t>
+            <w:tcW w:type="dxa" w:w="1564"/>
+            <w:tcBorders>
+              <w:top w:val="single" w:color="A6A6A6" w:sz="4"/>
+              <w:left w:val="single" w:color="A6A6A6" w:sz="4"/>
+              <w:bottom w:val="single" w:color="A6A6A6" w:sz="4"/>
+              <w:right w:val="single" w:color="A6A6A6" w:sz="4"/>
+            </w:tcBorders>
+            <w:tcMar>
+              <w:top w:type="dxa" w:w="60"/>
+              <w:left w:type="dxa" w:w="100"/>
+              <w:bottom w:type="dxa" w:w="60"/>
+              <w:right w:type="dxa" w:w="100"/>
+            </w:tcMar>
+            <w:vAlign w:val="top"/>
+          </w:tcPr>
+          <w:p>
+            <w:pPr>
+              <w:spacing w:after="20" w:line="270"/>
+            </w:pPr>
+            <w:r>
+              <w:rPr>
+                <w:rFonts w:ascii="Arial" w:cs="Arial" w:eastAsia="Arial" w:hAnsi="Arial"/>
+                <w:sz w:val="19"/>
+                <w:szCs w:val="19"/>
+              </w:rPr>
+              <w:t xml:space="preserve">Phiếu kho</w:t>
+            </w:r>
+          </w:p>
+        </w:tc>
+        <w:tc>
+          <w:tcPr>
+            <w:tcW w:type="dxa" w:w="8074"/>
+            <w:tcBorders>
+              <w:top w:val="single" w:color="A6A6A6" w:sz="4"/>
+              <w:left w:val="single" w:color="A6A6A6" w:sz="4"/>
+              <w:bottom w:val="single" w:color="A6A6A6" w:sz="4"/>
+              <w:right w:val="single" w:color="A6A6A6" w:sz="4"/>
+            </w:tcBorders>
+            <w:tcMar>
+              <w:top w:type="dxa" w:w="60"/>
+              <w:left w:type="dxa" w:w="100"/>
+              <w:bottom w:type="dxa" w:w="60"/>
+              <w:right w:type="dxa" w:w="100"/>
+            </w:tcMar>
+            <w:vAlign w:val="top"/>
+          </w:tcPr>
+          <w:p>
+            <w:pPr>
+              <w:spacing w:after="20" w:line="270"/>
+            </w:pPr>
+            <w:r>
+              <w:rPr>
+                <w:rFonts w:ascii="Arial" w:cs="Arial" w:eastAsia="Arial" w:hAnsi="Arial"/>
+                <w:sz w:val="19"/>
+                <w:szCs w:val="19"/>
+              </w:rPr>
+              <w:t xml:space="preserve">Lập phiếu nhập, Nhập đơn giá trên phiếu nhập, Lập phiếu xuất, Chuyển kho, Điều chỉnh tồn, Huỷ phiếu kho, Xuất vượt tồn kho</w:t>
             </w:r>
           </w:p>
         </w:tc>
@@ -5264,63 +5308,63 @@
         </w:trPr>
         <w:tc>
           <w:tcPr>
-            <w:tcW w:type="dxa" w:w="2610"/>
-            <w:tcBorders>
-              <w:top w:val="single" w:color="A6A6A6" w:sz="4"/>
-              <w:left w:val="single" w:color="A6A6A6" w:sz="4"/>
-              <w:bottom w:val="single" w:color="A6A6A6" w:sz="4"/>
-              <w:right w:val="single" w:color="A6A6A6" w:sz="4"/>
-            </w:tcBorders>
-            <w:tcMar>
-              <w:top w:type="dxa" w:w="60"/>
-              <w:left w:type="dxa" w:w="100"/>
-              <w:bottom w:type="dxa" w:w="60"/>
-              <w:right w:type="dxa" w:w="100"/>
-            </w:tcMar>
-            <w:vAlign w:val="top"/>
-          </w:tcPr>
-          <w:p>
-            <w:pPr>
-              <w:spacing w:after="20" w:line="270"/>
-            </w:pPr>
-            <w:r>
-              <w:rPr>
-                <w:rFonts w:ascii="Arial" w:cs="Arial" w:eastAsia="Arial" w:hAnsi="Arial"/>
-                <w:sz w:val="19"/>
-                <w:szCs w:val="19"/>
-              </w:rPr>
-              <w:t xml:space="preserve">Lệnh sản xuất</w:t>
-            </w:r>
-          </w:p>
-        </w:tc>
-        <w:tc>
-          <w:tcPr>
-            <w:tcW w:type="dxa" w:w="7028"/>
-            <w:tcBorders>
-              <w:top w:val="single" w:color="A6A6A6" w:sz="4"/>
-              <w:left w:val="single" w:color="A6A6A6" w:sz="4"/>
-              <w:bottom w:val="single" w:color="A6A6A6" w:sz="4"/>
-              <w:right w:val="single" w:color="A6A6A6" w:sz="4"/>
-            </w:tcBorders>
-            <w:tcMar>
-              <w:top w:type="dxa" w:w="60"/>
-              <w:left w:type="dxa" w:w="100"/>
-              <w:bottom w:type="dxa" w:w="60"/>
-              <w:right w:type="dxa" w:w="100"/>
-            </w:tcMar>
-            <w:vAlign w:val="top"/>
-          </w:tcPr>
-          <w:p>
-            <w:pPr>
-              <w:spacing w:after="20" w:line="270"/>
-            </w:pPr>
-            <w:r>
-              <w:rPr>
-                <w:rFonts w:ascii="Arial" w:cs="Arial" w:eastAsia="Arial" w:hAnsi="Arial"/>
-                <w:sz w:val="19"/>
-                <w:szCs w:val="19"/>
-              </w:rPr>
-              <w:t xml:space="preserve">xem, lập, cập nhật, huỷ</w:t>
+            <w:tcW w:type="dxa" w:w="1564"/>
+            <w:tcBorders>
+              <w:top w:val="single" w:color="A6A6A6" w:sz="4"/>
+              <w:left w:val="single" w:color="A6A6A6" w:sz="4"/>
+              <w:bottom w:val="single" w:color="A6A6A6" w:sz="4"/>
+              <w:right w:val="single" w:color="A6A6A6" w:sz="4"/>
+            </w:tcBorders>
+            <w:tcMar>
+              <w:top w:type="dxa" w:w="60"/>
+              <w:left w:type="dxa" w:w="100"/>
+              <w:bottom w:type="dxa" w:w="60"/>
+              <w:right w:type="dxa" w:w="100"/>
+            </w:tcMar>
+            <w:vAlign w:val="top"/>
+          </w:tcPr>
+          <w:p>
+            <w:pPr>
+              <w:spacing w:after="20" w:line="270"/>
+            </w:pPr>
+            <w:r>
+              <w:rPr>
+                <w:rFonts w:ascii="Arial" w:cs="Arial" w:eastAsia="Arial" w:hAnsi="Arial"/>
+                <w:sz w:val="19"/>
+                <w:szCs w:val="19"/>
+              </w:rPr>
+              <w:t xml:space="preserve">Kiểm kê</w:t>
+            </w:r>
+          </w:p>
+        </w:tc>
+        <w:tc>
+          <w:tcPr>
+            <w:tcW w:type="dxa" w:w="8074"/>
+            <w:tcBorders>
+              <w:top w:val="single" w:color="A6A6A6" w:sz="4"/>
+              <w:left w:val="single" w:color="A6A6A6" w:sz="4"/>
+              <w:bottom w:val="single" w:color="A6A6A6" w:sz="4"/>
+              <w:right w:val="single" w:color="A6A6A6" w:sz="4"/>
+            </w:tcBorders>
+            <w:tcMar>
+              <w:top w:type="dxa" w:w="60"/>
+              <w:left w:type="dxa" w:w="100"/>
+              <w:bottom w:type="dxa" w:w="60"/>
+              <w:right w:type="dxa" w:w="100"/>
+            </w:tcMar>
+            <w:vAlign w:val="top"/>
+          </w:tcPr>
+          <w:p>
+            <w:pPr>
+              <w:spacing w:after="20" w:line="270"/>
+            </w:pPr>
+            <w:r>
+              <w:rPr>
+                <w:rFonts w:ascii="Arial" w:cs="Arial" w:eastAsia="Arial" w:hAnsi="Arial"/>
+                <w:sz w:val="19"/>
+                <w:szCs w:val="19"/>
+              </w:rPr>
+              <w:t xml:space="preserve">Kiểm kê kho</w:t>
             </w:r>
           </w:p>
         </w:tc>
@@ -5331,63 +5375,63 @@
         </w:trPr>
         <w:tc>
           <w:tcPr>
-            <w:tcW w:type="dxa" w:w="2610"/>
-            <w:tcBorders>
-              <w:top w:val="single" w:color="A6A6A6" w:sz="4"/>
-              <w:left w:val="single" w:color="A6A6A6" w:sz="4"/>
-              <w:bottom w:val="single" w:color="A6A6A6" w:sz="4"/>
-              <w:right w:val="single" w:color="A6A6A6" w:sz="4"/>
-            </w:tcBorders>
-            <w:tcMar>
-              <w:top w:type="dxa" w:w="60"/>
-              <w:left w:type="dxa" w:w="100"/>
-              <w:bottom w:type="dxa" w:w="60"/>
-              <w:right w:type="dxa" w:w="100"/>
-            </w:tcMar>
-            <w:vAlign w:val="top"/>
-          </w:tcPr>
-          <w:p>
-            <w:pPr>
-              <w:spacing w:after="20" w:line="270"/>
-            </w:pPr>
-            <w:r>
-              <w:rPr>
-                <w:rFonts w:ascii="Arial" w:cs="Arial" w:eastAsia="Arial" w:hAnsi="Arial"/>
-                <w:sz w:val="19"/>
-                <w:szCs w:val="19"/>
-              </w:rPr>
-              <w:t xml:space="preserve">Công nợ, Phiếu thu chi</w:t>
-            </w:r>
-          </w:p>
-        </w:tc>
-        <w:tc>
-          <w:tcPr>
-            <w:tcW w:type="dxa" w:w="7028"/>
-            <w:tcBorders>
-              <w:top w:val="single" w:color="A6A6A6" w:sz="4"/>
-              <w:left w:val="single" w:color="A6A6A6" w:sz="4"/>
-              <w:bottom w:val="single" w:color="A6A6A6" w:sz="4"/>
-              <w:right w:val="single" w:color="A6A6A6" w:sz="4"/>
-            </w:tcBorders>
-            <w:tcMar>
-              <w:top w:type="dxa" w:w="60"/>
-              <w:left w:type="dxa" w:w="100"/>
-              <w:bottom w:type="dxa" w:w="60"/>
-              <w:right w:type="dxa" w:w="100"/>
-            </w:tcMar>
-            <w:vAlign w:val="top"/>
-          </w:tcPr>
-          <w:p>
-            <w:pPr>
-              <w:spacing w:after="20" w:line="270"/>
-            </w:pPr>
-            <w:r>
-              <w:rPr>
-                <w:rFonts w:ascii="Arial" w:cs="Arial" w:eastAsia="Arial" w:hAnsi="Arial"/>
-                <w:sz w:val="19"/>
-                <w:szCs w:val="19"/>
-              </w:rPr>
-              <w:t xml:space="preserve">xem công nợ; lập, in, huỷ phiếu</w:t>
+            <w:tcW w:type="dxa" w:w="1564"/>
+            <w:tcBorders>
+              <w:top w:val="single" w:color="A6A6A6" w:sz="4"/>
+              <w:left w:val="single" w:color="A6A6A6" w:sz="4"/>
+              <w:bottom w:val="single" w:color="A6A6A6" w:sz="4"/>
+              <w:right w:val="single" w:color="A6A6A6" w:sz="4"/>
+            </w:tcBorders>
+            <w:tcMar>
+              <w:top w:type="dxa" w:w="60"/>
+              <w:left w:type="dxa" w:w="100"/>
+              <w:bottom w:type="dxa" w:w="60"/>
+              <w:right w:type="dxa" w:w="100"/>
+            </w:tcMar>
+            <w:vAlign w:val="top"/>
+          </w:tcPr>
+          <w:p>
+            <w:pPr>
+              <w:spacing w:after="20" w:line="270"/>
+            </w:pPr>
+            <w:r>
+              <w:rPr>
+                <w:rFonts w:ascii="Arial" w:cs="Arial" w:eastAsia="Arial" w:hAnsi="Arial"/>
+                <w:sz w:val="19"/>
+                <w:szCs w:val="19"/>
+              </w:rPr>
+              <w:t xml:space="preserve">Đơn nhập hàng</w:t>
+            </w:r>
+          </w:p>
+        </w:tc>
+        <w:tc>
+          <w:tcPr>
+            <w:tcW w:type="dxa" w:w="8074"/>
+            <w:tcBorders>
+              <w:top w:val="single" w:color="A6A6A6" w:sz="4"/>
+              <w:left w:val="single" w:color="A6A6A6" w:sz="4"/>
+              <w:bottom w:val="single" w:color="A6A6A6" w:sz="4"/>
+              <w:right w:val="single" w:color="A6A6A6" w:sz="4"/>
+            </w:tcBorders>
+            <w:tcMar>
+              <w:top w:type="dxa" w:w="60"/>
+              <w:left w:type="dxa" w:w="100"/>
+              <w:bottom w:type="dxa" w:w="60"/>
+              <w:right w:type="dxa" w:w="100"/>
+            </w:tcMar>
+            <w:vAlign w:val="top"/>
+          </w:tcPr>
+          <w:p>
+            <w:pPr>
+              <w:spacing w:after="20" w:line="270"/>
+            </w:pPr>
+            <w:r>
+              <w:rPr>
+                <w:rFonts w:ascii="Arial" w:cs="Arial" w:eastAsia="Arial" w:hAnsi="Arial"/>
+                <w:sz w:val="19"/>
+                <w:szCs w:val="19"/>
+              </w:rPr>
+              <w:t xml:space="preserve">Xem, Tạo, Sửa, Duyệt (gửi NCC), Xác nhận nhận hàng, Huỷ, Trả lại hàng mua</w:t>
             </w:r>
           </w:p>
         </w:tc>
@@ -5398,63 +5442,63 @@
         </w:trPr>
         <w:tc>
           <w:tcPr>
-            <w:tcW w:type="dxa" w:w="2610"/>
-            <w:tcBorders>
-              <w:top w:val="single" w:color="A6A6A6" w:sz="4"/>
-              <w:left w:val="single" w:color="A6A6A6" w:sz="4"/>
-              <w:bottom w:val="single" w:color="A6A6A6" w:sz="4"/>
-              <w:right w:val="single" w:color="A6A6A6" w:sz="4"/>
-            </w:tcBorders>
-            <w:tcMar>
-              <w:top w:type="dxa" w:w="60"/>
-              <w:left w:type="dxa" w:w="100"/>
-              <w:bottom w:type="dxa" w:w="60"/>
-              <w:right w:type="dxa" w:w="100"/>
-            </w:tcMar>
-            <w:vAlign w:val="top"/>
-          </w:tcPr>
-          <w:p>
-            <w:pPr>
-              <w:spacing w:after="20" w:line="270"/>
-            </w:pPr>
-            <w:r>
-              <w:rPr>
-                <w:rFonts w:ascii="Arial" w:cs="Arial" w:eastAsia="Arial" w:hAnsi="Arial"/>
-                <w:sz w:val="19"/>
-                <w:szCs w:val="19"/>
-              </w:rPr>
-              <w:t xml:space="preserve">Tổng quan, Báo cáo</w:t>
-            </w:r>
-          </w:p>
-        </w:tc>
-        <w:tc>
-          <w:tcPr>
-            <w:tcW w:type="dxa" w:w="7028"/>
-            <w:tcBorders>
-              <w:top w:val="single" w:color="A6A6A6" w:sz="4"/>
-              <w:left w:val="single" w:color="A6A6A6" w:sz="4"/>
-              <w:bottom w:val="single" w:color="A6A6A6" w:sz="4"/>
-              <w:right w:val="single" w:color="A6A6A6" w:sz="4"/>
-            </w:tcBorders>
-            <w:tcMar>
-              <w:top w:type="dxa" w:w="60"/>
-              <w:left w:type="dxa" w:w="100"/>
-              <w:bottom w:type="dxa" w:w="60"/>
-              <w:right w:type="dxa" w:w="100"/>
-            </w:tcMar>
-            <w:vAlign w:val="top"/>
-          </w:tcPr>
-          <w:p>
-            <w:pPr>
-              <w:spacing w:after="20" w:line="270"/>
-            </w:pPr>
-            <w:r>
-              <w:rPr>
-                <w:rFonts w:ascii="Arial" w:cs="Arial" w:eastAsia="Arial" w:hAnsi="Arial"/>
-                <w:sz w:val="19"/>
-                <w:szCs w:val="19"/>
-              </w:rPr>
-              <w:t xml:space="preserve">xem</w:t>
+            <w:tcW w:type="dxa" w:w="1564"/>
+            <w:tcBorders>
+              <w:top w:val="single" w:color="A6A6A6" w:sz="4"/>
+              <w:left w:val="single" w:color="A6A6A6" w:sz="4"/>
+              <w:bottom w:val="single" w:color="A6A6A6" w:sz="4"/>
+              <w:right w:val="single" w:color="A6A6A6" w:sz="4"/>
+            </w:tcBorders>
+            <w:tcMar>
+              <w:top w:type="dxa" w:w="60"/>
+              <w:left w:type="dxa" w:w="100"/>
+              <w:bottom w:type="dxa" w:w="60"/>
+              <w:right w:type="dxa" w:w="100"/>
+            </w:tcMar>
+            <w:vAlign w:val="top"/>
+          </w:tcPr>
+          <w:p>
+            <w:pPr>
+              <w:spacing w:after="20" w:line="270"/>
+            </w:pPr>
+            <w:r>
+              <w:rPr>
+                <w:rFonts w:ascii="Arial" w:cs="Arial" w:eastAsia="Arial" w:hAnsi="Arial"/>
+                <w:sz w:val="19"/>
+                <w:szCs w:val="19"/>
+              </w:rPr>
+              <w:t xml:space="preserve">Đơn bán hàng</w:t>
+            </w:r>
+          </w:p>
+        </w:tc>
+        <w:tc>
+          <w:tcPr>
+            <w:tcW w:type="dxa" w:w="8074"/>
+            <w:tcBorders>
+              <w:top w:val="single" w:color="A6A6A6" w:sz="4"/>
+              <w:left w:val="single" w:color="A6A6A6" w:sz="4"/>
+              <w:bottom w:val="single" w:color="A6A6A6" w:sz="4"/>
+              <w:right w:val="single" w:color="A6A6A6" w:sz="4"/>
+            </w:tcBorders>
+            <w:tcMar>
+              <w:top w:type="dxa" w:w="60"/>
+              <w:left w:type="dxa" w:w="100"/>
+              <w:bottom w:type="dxa" w:w="60"/>
+              <w:right w:type="dxa" w:w="100"/>
+            </w:tcMar>
+            <w:vAlign w:val="top"/>
+          </w:tcPr>
+          <w:p>
+            <w:pPr>
+              <w:spacing w:after="20" w:line="270"/>
+            </w:pPr>
+            <w:r>
+              <w:rPr>
+                <w:rFonts w:ascii="Arial" w:cs="Arial" w:eastAsia="Arial" w:hAnsi="Arial"/>
+                <w:sz w:val="19"/>
+                <w:szCs w:val="19"/>
+              </w:rPr>
+              <w:t xml:space="preserve">Xem, Xem đơn của mọi người bán, Tạo, Sửa, Huỷ, Sửa đơn giá, Chiết khấu ngoài khuyến mãi, Bán dưới giá tối thiểu, Nhận hàng trả lại</w:t>
             </w:r>
           </w:p>
         </w:tc>
@@ -5465,7 +5509,543 @@
         </w:trPr>
         <w:tc>
           <w:tcPr>
-            <w:tcW w:type="dxa" w:w="2610"/>
+            <w:tcW w:type="dxa" w:w="1564"/>
+            <w:tcBorders>
+              <w:top w:val="single" w:color="A6A6A6" w:sz="4"/>
+              <w:left w:val="single" w:color="A6A6A6" w:sz="4"/>
+              <w:bottom w:val="single" w:color="A6A6A6" w:sz="4"/>
+              <w:right w:val="single" w:color="A6A6A6" w:sz="4"/>
+            </w:tcBorders>
+            <w:tcMar>
+              <w:top w:type="dxa" w:w="60"/>
+              <w:left w:type="dxa" w:w="100"/>
+              <w:bottom w:type="dxa" w:w="60"/>
+              <w:right w:type="dxa" w:w="100"/>
+            </w:tcMar>
+            <w:vAlign w:val="top"/>
+          </w:tcPr>
+          <w:p>
+            <w:pPr>
+              <w:spacing w:after="20" w:line="270"/>
+            </w:pPr>
+            <w:r>
+              <w:rPr>
+                <w:rFonts w:ascii="Arial" w:cs="Arial" w:eastAsia="Arial" w:hAnsi="Arial"/>
+                <w:sz w:val="19"/>
+                <w:szCs w:val="19"/>
+              </w:rPr>
+              <w:t xml:space="preserve">Báo giá</w:t>
+            </w:r>
+          </w:p>
+        </w:tc>
+        <w:tc>
+          <w:tcPr>
+            <w:tcW w:type="dxa" w:w="8074"/>
+            <w:tcBorders>
+              <w:top w:val="single" w:color="A6A6A6" w:sz="4"/>
+              <w:left w:val="single" w:color="A6A6A6" w:sz="4"/>
+              <w:bottom w:val="single" w:color="A6A6A6" w:sz="4"/>
+              <w:right w:val="single" w:color="A6A6A6" w:sz="4"/>
+            </w:tcBorders>
+            <w:tcMar>
+              <w:top w:type="dxa" w:w="60"/>
+              <w:left w:type="dxa" w:w="100"/>
+              <w:bottom w:type="dxa" w:w="60"/>
+              <w:right w:type="dxa" w:w="100"/>
+            </w:tcMar>
+            <w:vAlign w:val="top"/>
+          </w:tcPr>
+          <w:p>
+            <w:pPr>
+              <w:spacing w:after="20" w:line="270"/>
+            </w:pPr>
+            <w:r>
+              <w:rPr>
+                <w:rFonts w:ascii="Arial" w:cs="Arial" w:eastAsia="Arial" w:hAnsi="Arial"/>
+                <w:sz w:val="19"/>
+                <w:szCs w:val="19"/>
+              </w:rPr>
+              <w:t xml:space="preserve">Xem, Lập, Sửa, Huỷ</w:t>
+            </w:r>
+          </w:p>
+        </w:tc>
+      </w:tr>
+      <w:tr>
+        <w:trPr>
+          <w:cantSplit/>
+        </w:trPr>
+        <w:tc>
+          <w:tcPr>
+            <w:tcW w:type="dxa" w:w="1564"/>
+            <w:tcBorders>
+              <w:top w:val="single" w:color="A6A6A6" w:sz="4"/>
+              <w:left w:val="single" w:color="A6A6A6" w:sz="4"/>
+              <w:bottom w:val="single" w:color="A6A6A6" w:sz="4"/>
+              <w:right w:val="single" w:color="A6A6A6" w:sz="4"/>
+            </w:tcBorders>
+            <w:tcMar>
+              <w:top w:type="dxa" w:w="60"/>
+              <w:left w:type="dxa" w:w="100"/>
+              <w:bottom w:type="dxa" w:w="60"/>
+              <w:right w:type="dxa" w:w="100"/>
+            </w:tcMar>
+            <w:vAlign w:val="top"/>
+          </w:tcPr>
+          <w:p>
+            <w:pPr>
+              <w:spacing w:after="20" w:line="270"/>
+            </w:pPr>
+            <w:r>
+              <w:rPr>
+                <w:rFonts w:ascii="Arial" w:cs="Arial" w:eastAsia="Arial" w:hAnsi="Arial"/>
+                <w:sz w:val="19"/>
+                <w:szCs w:val="19"/>
+              </w:rPr>
+              <w:t xml:space="preserve">Xe</w:t>
+            </w:r>
+          </w:p>
+        </w:tc>
+        <w:tc>
+          <w:tcPr>
+            <w:tcW w:type="dxa" w:w="8074"/>
+            <w:tcBorders>
+              <w:top w:val="single" w:color="A6A6A6" w:sz="4"/>
+              <w:left w:val="single" w:color="A6A6A6" w:sz="4"/>
+              <w:bottom w:val="single" w:color="A6A6A6" w:sz="4"/>
+              <w:right w:val="single" w:color="A6A6A6" w:sz="4"/>
+            </w:tcBorders>
+            <w:tcMar>
+              <w:top w:type="dxa" w:w="60"/>
+              <w:left w:type="dxa" w:w="100"/>
+              <w:bottom w:type="dxa" w:w="60"/>
+              <w:right w:type="dxa" w:w="100"/>
+            </w:tcMar>
+            <w:vAlign w:val="top"/>
+          </w:tcPr>
+          <w:p>
+            <w:pPr>
+              <w:spacing w:after="20" w:line="270"/>
+            </w:pPr>
+            <w:r>
+              <w:rPr>
+                <w:rFonts w:ascii="Arial" w:cs="Arial" w:eastAsia="Arial" w:hAnsi="Arial"/>
+                <w:sz w:val="19"/>
+                <w:szCs w:val="19"/>
+              </w:rPr>
+              <w:t xml:space="preserve">Xem, Thêm, Sửa, Nhập chi phí chuyến xe</w:t>
+            </w:r>
+          </w:p>
+        </w:tc>
+      </w:tr>
+      <w:tr>
+        <w:trPr>
+          <w:cantSplit/>
+        </w:trPr>
+        <w:tc>
+          <w:tcPr>
+            <w:tcW w:type="dxa" w:w="1564"/>
+            <w:tcBorders>
+              <w:top w:val="single" w:color="A6A6A6" w:sz="4"/>
+              <w:left w:val="single" w:color="A6A6A6" w:sz="4"/>
+              <w:bottom w:val="single" w:color="A6A6A6" w:sz="4"/>
+              <w:right w:val="single" w:color="A6A6A6" w:sz="4"/>
+            </w:tcBorders>
+            <w:tcMar>
+              <w:top w:type="dxa" w:w="60"/>
+              <w:left w:type="dxa" w:w="100"/>
+              <w:bottom w:type="dxa" w:w="60"/>
+              <w:right w:type="dxa" w:w="100"/>
+            </w:tcMar>
+            <w:vAlign w:val="top"/>
+          </w:tcPr>
+          <w:p>
+            <w:pPr>
+              <w:spacing w:after="20" w:line="270"/>
+            </w:pPr>
+            <w:r>
+              <w:rPr>
+                <w:rFonts w:ascii="Arial" w:cs="Arial" w:eastAsia="Arial" w:hAnsi="Arial"/>
+                <w:sz w:val="19"/>
+                <w:szCs w:val="19"/>
+              </w:rPr>
+              <w:t xml:space="preserve">Chuyến giao hàng</w:t>
+            </w:r>
+          </w:p>
+        </w:tc>
+        <w:tc>
+          <w:tcPr>
+            <w:tcW w:type="dxa" w:w="8074"/>
+            <w:tcBorders>
+              <w:top w:val="single" w:color="A6A6A6" w:sz="4"/>
+              <w:left w:val="single" w:color="A6A6A6" w:sz="4"/>
+              <w:bottom w:val="single" w:color="A6A6A6" w:sz="4"/>
+              <w:right w:val="single" w:color="A6A6A6" w:sz="4"/>
+            </w:tcBorders>
+            <w:tcMar>
+              <w:top w:type="dxa" w:w="60"/>
+              <w:left w:type="dxa" w:w="100"/>
+              <w:bottom w:type="dxa" w:w="60"/>
+              <w:right w:type="dxa" w:w="100"/>
+            </w:tcMar>
+            <w:vAlign w:val="top"/>
+          </w:tcPr>
+          <w:p>
+            <w:pPr>
+              <w:spacing w:after="20" w:line="270"/>
+            </w:pPr>
+            <w:r>
+              <w:rPr>
+                <w:rFonts w:ascii="Arial" w:cs="Arial" w:eastAsia="Arial" w:hAnsi="Arial"/>
+                <w:sz w:val="19"/>
+                <w:szCs w:val="19"/>
+              </w:rPr>
+              <w:t xml:space="preserve">Xem, Tạo, Sửa, Xuất kho cho chuyến, Chốt giao hàng, Nhập lại kho hàng trả về, Huỷ</w:t>
+            </w:r>
+          </w:p>
+        </w:tc>
+      </w:tr>
+      <w:tr>
+        <w:trPr>
+          <w:cantSplit/>
+        </w:trPr>
+        <w:tc>
+          <w:tcPr>
+            <w:tcW w:type="dxa" w:w="1564"/>
+            <w:tcBorders>
+              <w:top w:val="single" w:color="A6A6A6" w:sz="4"/>
+              <w:left w:val="single" w:color="A6A6A6" w:sz="4"/>
+              <w:bottom w:val="single" w:color="A6A6A6" w:sz="4"/>
+              <w:right w:val="single" w:color="A6A6A6" w:sz="4"/>
+            </w:tcBorders>
+            <w:tcMar>
+              <w:top w:type="dxa" w:w="60"/>
+              <w:left w:type="dxa" w:w="100"/>
+              <w:bottom w:type="dxa" w:w="60"/>
+              <w:right w:type="dxa" w:w="100"/>
+            </w:tcMar>
+            <w:vAlign w:val="top"/>
+          </w:tcPr>
+          <w:p>
+            <w:pPr>
+              <w:spacing w:after="20" w:line="270"/>
+            </w:pPr>
+            <w:r>
+              <w:rPr>
+                <w:rFonts w:ascii="Arial" w:cs="Arial" w:eastAsia="Arial" w:hAnsi="Arial"/>
+                <w:sz w:val="19"/>
+                <w:szCs w:val="19"/>
+              </w:rPr>
+              <w:t xml:space="preserve">Lệnh sản xuất</w:t>
+            </w:r>
+          </w:p>
+        </w:tc>
+        <w:tc>
+          <w:tcPr>
+            <w:tcW w:type="dxa" w:w="8074"/>
+            <w:tcBorders>
+              <w:top w:val="single" w:color="A6A6A6" w:sz="4"/>
+              <w:left w:val="single" w:color="A6A6A6" w:sz="4"/>
+              <w:bottom w:val="single" w:color="A6A6A6" w:sz="4"/>
+              <w:right w:val="single" w:color="A6A6A6" w:sz="4"/>
+            </w:tcBorders>
+            <w:tcMar>
+              <w:top w:type="dxa" w:w="60"/>
+              <w:left w:type="dxa" w:w="100"/>
+              <w:bottom w:type="dxa" w:w="60"/>
+              <w:right w:type="dxa" w:w="100"/>
+            </w:tcMar>
+            <w:vAlign w:val="top"/>
+          </w:tcPr>
+          <w:p>
+            <w:pPr>
+              <w:spacing w:after="20" w:line="270"/>
+            </w:pPr>
+            <w:r>
+              <w:rPr>
+                <w:rFonts w:ascii="Arial" w:cs="Arial" w:eastAsia="Arial" w:hAnsi="Arial"/>
+                <w:sz w:val="19"/>
+                <w:szCs w:val="19"/>
+              </w:rPr>
+              <w:t xml:space="preserve">Xem, Tạo, Duyệt, Cập nhật tiến độ, Nghiệm thu nhập kho, Huỷ</w:t>
+            </w:r>
+          </w:p>
+        </w:tc>
+      </w:tr>
+      <w:tr>
+        <w:trPr>
+          <w:cantSplit/>
+        </w:trPr>
+        <w:tc>
+          <w:tcPr>
+            <w:tcW w:type="dxa" w:w="1564"/>
+            <w:tcBorders>
+              <w:top w:val="single" w:color="A6A6A6" w:sz="4"/>
+              <w:left w:val="single" w:color="A6A6A6" w:sz="4"/>
+              <w:bottom w:val="single" w:color="A6A6A6" w:sz="4"/>
+              <w:right w:val="single" w:color="A6A6A6" w:sz="4"/>
+            </w:tcBorders>
+            <w:tcMar>
+              <w:top w:type="dxa" w:w="60"/>
+              <w:left w:type="dxa" w:w="100"/>
+              <w:bottom w:type="dxa" w:w="60"/>
+              <w:right w:type="dxa" w:w="100"/>
+            </w:tcMar>
+            <w:vAlign w:val="top"/>
+          </w:tcPr>
+          <w:p>
+            <w:pPr>
+              <w:spacing w:after="20" w:line="270"/>
+            </w:pPr>
+            <w:r>
+              <w:rPr>
+                <w:rFonts w:ascii="Arial" w:cs="Arial" w:eastAsia="Arial" w:hAnsi="Arial"/>
+                <w:sz w:val="19"/>
+                <w:szCs w:val="19"/>
+              </w:rPr>
+              <w:t xml:space="preserve">Công nợ</w:t>
+            </w:r>
+          </w:p>
+        </w:tc>
+        <w:tc>
+          <w:tcPr>
+            <w:tcW w:type="dxa" w:w="8074"/>
+            <w:tcBorders>
+              <w:top w:val="single" w:color="A6A6A6" w:sz="4"/>
+              <w:left w:val="single" w:color="A6A6A6" w:sz="4"/>
+              <w:bottom w:val="single" w:color="A6A6A6" w:sz="4"/>
+              <w:right w:val="single" w:color="A6A6A6" w:sz="4"/>
+            </w:tcBorders>
+            <w:tcMar>
+              <w:top w:type="dxa" w:w="60"/>
+              <w:left w:type="dxa" w:w="100"/>
+              <w:bottom w:type="dxa" w:w="60"/>
+              <w:right w:type="dxa" w:w="100"/>
+            </w:tcMar>
+            <w:vAlign w:val="top"/>
+          </w:tcPr>
+          <w:p>
+            <w:pPr>
+              <w:spacing w:after="20" w:line="270"/>
+            </w:pPr>
+            <w:r>
+              <w:rPr>
+                <w:rFonts w:ascii="Arial" w:cs="Arial" w:eastAsia="Arial" w:hAnsi="Arial"/>
+                <w:sz w:val="19"/>
+                <w:szCs w:val="19"/>
+              </w:rPr>
+              <w:t xml:space="preserve">Xem, Đối trừ, Điều chỉnh công nợ, Nhắc nợ khách hàng</w:t>
+            </w:r>
+          </w:p>
+        </w:tc>
+      </w:tr>
+      <w:tr>
+        <w:trPr>
+          <w:cantSplit/>
+        </w:trPr>
+        <w:tc>
+          <w:tcPr>
+            <w:tcW w:type="dxa" w:w="1564"/>
+            <w:tcBorders>
+              <w:top w:val="single" w:color="A6A6A6" w:sz="4"/>
+              <w:left w:val="single" w:color="A6A6A6" w:sz="4"/>
+              <w:bottom w:val="single" w:color="A6A6A6" w:sz="4"/>
+              <w:right w:val="single" w:color="A6A6A6" w:sz="4"/>
+            </w:tcBorders>
+            <w:tcMar>
+              <w:top w:type="dxa" w:w="60"/>
+              <w:left w:type="dxa" w:w="100"/>
+              <w:bottom w:type="dxa" w:w="60"/>
+              <w:right w:type="dxa" w:w="100"/>
+            </w:tcMar>
+            <w:vAlign w:val="top"/>
+          </w:tcPr>
+          <w:p>
+            <w:pPr>
+              <w:spacing w:after="20" w:line="270"/>
+            </w:pPr>
+            <w:r>
+              <w:rPr>
+                <w:rFonts w:ascii="Arial" w:cs="Arial" w:eastAsia="Arial" w:hAnsi="Arial"/>
+                <w:sz w:val="19"/>
+                <w:szCs w:val="19"/>
+              </w:rPr>
+              <w:t xml:space="preserve">Phiếu thu chi</w:t>
+            </w:r>
+          </w:p>
+        </w:tc>
+        <w:tc>
+          <w:tcPr>
+            <w:tcW w:type="dxa" w:w="8074"/>
+            <w:tcBorders>
+              <w:top w:val="single" w:color="A6A6A6" w:sz="4"/>
+              <w:left w:val="single" w:color="A6A6A6" w:sz="4"/>
+              <w:bottom w:val="single" w:color="A6A6A6" w:sz="4"/>
+              <w:right w:val="single" w:color="A6A6A6" w:sz="4"/>
+            </w:tcBorders>
+            <w:tcMar>
+              <w:top w:type="dxa" w:w="60"/>
+              <w:left w:type="dxa" w:w="100"/>
+              <w:bottom w:type="dxa" w:w="60"/>
+              <w:right w:type="dxa" w:w="100"/>
+            </w:tcMar>
+            <w:vAlign w:val="top"/>
+          </w:tcPr>
+          <w:p>
+            <w:pPr>
+              <w:spacing w:after="20" w:line="270"/>
+            </w:pPr>
+            <w:r>
+              <w:rPr>
+                <w:rFonts w:ascii="Arial" w:cs="Arial" w:eastAsia="Arial" w:hAnsi="Arial"/>
+                <w:sz w:val="19"/>
+                <w:szCs w:val="19"/>
+              </w:rPr>
+              <w:t xml:space="preserve">Xem, Lập phiếu thu, Lập phiếu chi, Huỷ, Quản lý loại thu chi, Quản lý tài khoản tiền, Chi vượt tồn quỹ</w:t>
+            </w:r>
+          </w:p>
+        </w:tc>
+      </w:tr>
+      <w:tr>
+        <w:trPr>
+          <w:cantSplit/>
+        </w:trPr>
+        <w:tc>
+          <w:tcPr>
+            <w:tcW w:type="dxa" w:w="1564"/>
+            <w:tcBorders>
+              <w:top w:val="single" w:color="A6A6A6" w:sz="4"/>
+              <w:left w:val="single" w:color="A6A6A6" w:sz="4"/>
+              <w:bottom w:val="single" w:color="A6A6A6" w:sz="4"/>
+              <w:right w:val="single" w:color="A6A6A6" w:sz="4"/>
+            </w:tcBorders>
+            <w:tcMar>
+              <w:top w:type="dxa" w:w="60"/>
+              <w:left w:type="dxa" w:w="100"/>
+              <w:bottom w:type="dxa" w:w="60"/>
+              <w:right w:type="dxa" w:w="100"/>
+            </w:tcMar>
+            <w:vAlign w:val="top"/>
+          </w:tcPr>
+          <w:p>
+            <w:pPr>
+              <w:spacing w:after="20" w:line="270"/>
+            </w:pPr>
+            <w:r>
+              <w:rPr>
+                <w:rFonts w:ascii="Arial" w:cs="Arial" w:eastAsia="Arial" w:hAnsi="Arial"/>
+                <w:sz w:val="19"/>
+                <w:szCs w:val="19"/>
+              </w:rPr>
+              <w:t xml:space="preserve">Tổng quan</w:t>
+            </w:r>
+          </w:p>
+        </w:tc>
+        <w:tc>
+          <w:tcPr>
+            <w:tcW w:type="dxa" w:w="8074"/>
+            <w:tcBorders>
+              <w:top w:val="single" w:color="A6A6A6" w:sz="4"/>
+              <w:left w:val="single" w:color="A6A6A6" w:sz="4"/>
+              <w:bottom w:val="single" w:color="A6A6A6" w:sz="4"/>
+              <w:right w:val="single" w:color="A6A6A6" w:sz="4"/>
+            </w:tcBorders>
+            <w:tcMar>
+              <w:top w:type="dxa" w:w="60"/>
+              <w:left w:type="dxa" w:w="100"/>
+              <w:bottom w:type="dxa" w:w="60"/>
+              <w:right w:type="dxa" w:w="100"/>
+            </w:tcMar>
+            <w:vAlign w:val="top"/>
+          </w:tcPr>
+          <w:p>
+            <w:pPr>
+              <w:spacing w:after="20" w:line="270"/>
+            </w:pPr>
+            <w:r>
+              <w:rPr>
+                <w:rFonts w:ascii="Arial" w:cs="Arial" w:eastAsia="Arial" w:hAnsi="Arial"/>
+                <w:sz w:val="19"/>
+                <w:szCs w:val="19"/>
+              </w:rPr>
+              <w:t xml:space="preserve">Xem trang tổng quan</w:t>
+            </w:r>
+          </w:p>
+        </w:tc>
+      </w:tr>
+      <w:tr>
+        <w:trPr>
+          <w:cantSplit/>
+        </w:trPr>
+        <w:tc>
+          <w:tcPr>
+            <w:tcW w:type="dxa" w:w="1564"/>
+            <w:tcBorders>
+              <w:top w:val="single" w:color="A6A6A6" w:sz="4"/>
+              <w:left w:val="single" w:color="A6A6A6" w:sz="4"/>
+              <w:bottom w:val="single" w:color="A6A6A6" w:sz="4"/>
+              <w:right w:val="single" w:color="A6A6A6" w:sz="4"/>
+            </w:tcBorders>
+            <w:tcMar>
+              <w:top w:type="dxa" w:w="60"/>
+              <w:left w:type="dxa" w:w="100"/>
+              <w:bottom w:type="dxa" w:w="60"/>
+              <w:right w:type="dxa" w:w="100"/>
+            </w:tcMar>
+            <w:vAlign w:val="top"/>
+          </w:tcPr>
+          <w:p>
+            <w:pPr>
+              <w:spacing w:after="20" w:line="270"/>
+            </w:pPr>
+            <w:r>
+              <w:rPr>
+                <w:rFonts w:ascii="Arial" w:cs="Arial" w:eastAsia="Arial" w:hAnsi="Arial"/>
+                <w:sz w:val="19"/>
+                <w:szCs w:val="19"/>
+              </w:rPr>
+              <w:t xml:space="preserve">Báo cáo</w:t>
+            </w:r>
+          </w:p>
+        </w:tc>
+        <w:tc>
+          <w:tcPr>
+            <w:tcW w:type="dxa" w:w="8074"/>
+            <w:tcBorders>
+              <w:top w:val="single" w:color="A6A6A6" w:sz="4"/>
+              <w:left w:val="single" w:color="A6A6A6" w:sz="4"/>
+              <w:bottom w:val="single" w:color="A6A6A6" w:sz="4"/>
+              <w:right w:val="single" w:color="A6A6A6" w:sz="4"/>
+            </w:tcBorders>
+            <w:tcMar>
+              <w:top w:type="dxa" w:w="60"/>
+              <w:left w:type="dxa" w:w="100"/>
+              <w:bottom w:type="dxa" w:w="60"/>
+              <w:right w:type="dxa" w:w="100"/>
+            </w:tcMar>
+            <w:vAlign w:val="top"/>
+          </w:tcPr>
+          <w:p>
+            <w:pPr>
+              <w:spacing w:after="20" w:line="270"/>
+            </w:pPr>
+            <w:r>
+              <w:rPr>
+                <w:rFonts w:ascii="Arial" w:cs="Arial" w:eastAsia="Arial" w:hAnsi="Arial"/>
+                <w:sz w:val="19"/>
+                <w:szCs w:val="19"/>
+              </w:rPr>
+              <w:t xml:space="preserve">Bán hàng, Kho, Mua hàng, Công nợ, Dòng tiền, Sản xuất, Giao hàng, Xem lợi nhuận / lãi gộp</w:t>
+            </w:r>
+          </w:p>
+        </w:tc>
+      </w:tr>
+      <w:tr>
+        <w:trPr>
+          <w:cantSplit/>
+        </w:trPr>
+        <w:tc>
+          <w:tcPr>
+            <w:tcW w:type="dxa" w:w="1564"/>
             <w:tcBorders>
               <w:top w:val="single" w:color="A6A6A6" w:sz="4"/>
               <w:left w:val="single" w:color="A6A6A6" w:sz="4"/>
@@ -5496,37 +6076,42 @@
         </w:tc>
         <w:tc>
           <w:tcPr>
-            <w:tcW w:type="dxa" w:w="7028"/>
-            <w:tcBorders>
-              <w:top w:val="single" w:color="A6A6A6" w:sz="4"/>
-              <w:left w:val="single" w:color="A6A6A6" w:sz="4"/>
-              <w:bottom w:val="single" w:color="A6A6A6" w:sz="4"/>
-              <w:right w:val="single" w:color="A6A6A6" w:sz="4"/>
-            </w:tcBorders>
-            <w:tcMar>
-              <w:top w:type="dxa" w:w="60"/>
-              <w:left w:type="dxa" w:w="100"/>
-              <w:bottom w:type="dxa" w:w="60"/>
-              <w:right w:type="dxa" w:w="100"/>
-            </w:tcMar>
-            <w:vAlign w:val="top"/>
-          </w:tcPr>
-          <w:p>
-            <w:pPr>
-              <w:spacing w:after="20" w:line="270"/>
-            </w:pPr>
-            <w:r>
-              <w:rPr>
-                <w:rFonts w:ascii="Arial" w:cs="Arial" w:eastAsia="Arial" w:hAnsi="Arial"/>
-                <w:sz w:val="19"/>
-                <w:szCs w:val="19"/>
-              </w:rPr>
-              <w:t xml:space="preserve">xem (audit.view) — mặc định CEO và Quản lý</w:t>
+            <w:tcW w:type="dxa" w:w="8074"/>
+            <w:tcBorders>
+              <w:top w:val="single" w:color="A6A6A6" w:sz="4"/>
+              <w:left w:val="single" w:color="A6A6A6" w:sz="4"/>
+              <w:bottom w:val="single" w:color="A6A6A6" w:sz="4"/>
+              <w:right w:val="single" w:color="A6A6A6" w:sz="4"/>
+            </w:tcBorders>
+            <w:tcMar>
+              <w:top w:type="dxa" w:w="60"/>
+              <w:left w:type="dxa" w:w="100"/>
+              <w:bottom w:type="dxa" w:w="60"/>
+              <w:right w:type="dxa" w:w="100"/>
+            </w:tcMar>
+            <w:vAlign w:val="top"/>
+          </w:tcPr>
+          <w:p>
+            <w:pPr>
+              <w:spacing w:after="20" w:line="270"/>
+            </w:pPr>
+            <w:r>
+              <w:rPr>
+                <w:rFonts w:ascii="Arial" w:cs="Arial" w:eastAsia="Arial" w:hAnsi="Arial"/>
+                <w:sz w:val="19"/>
+                <w:szCs w:val="19"/>
+              </w:rPr>
+              <w:t xml:space="preserve">Xem nhật ký hoạt động — mặc định CEO và Quản lý</w:t>
             </w:r>
           </w:p>
         </w:tc>
       </w:tr>
     </w:tbl>
+    <w:p>
+      <w:pPr>
+        <w:spacing w:after="60"/>
+      </w:pPr>
+    </w:p>
     <w:p>
       <w:pPr>
         <w:pStyle w:val="Heading1"/>
@@ -5550,7 +6135,7 @@
         <w:pStyle w:val="ListParagraph"/>
         <w:numPr>
           <w:ilvl w:val="0"/>
-          <w:numId w:val="2"/>
+          <w:numId w:val="1"/>
         </w:numPr>
         <w:spacing w:after="60" w:line="290"/>
       </w:pPr>
@@ -5560,7 +6145,7 @@
           <w:sz w:val="21"/>
           <w:szCs w:val="21"/>
         </w:rPr>
-        <w:t xml:space="preserve">Quyền được áp ở cả giao diện (ẩn trang, mục menu, nút tạo mới mà chức vụ không có quyền) và máy chủ (mọi API kiểm tra quyền; thiếu quyền trả lỗi 403). Đổi quyền có hiệu lực ở máy chủ từ yêu cầu kế tiếp của người giữ chức vụ. Riêng quyền Xem giá vốn mới là định nghĩa, chưa áp dụng. Mọi thay đổi chức vụ và quyền được ghi vào Nhật ký hoạt động (ATL-27).</w:t>
+        <w:t xml:space="preserve">Quyền được áp ở cả giao diện (ẩn trang, mục menu, nút tạo mới mà chức vụ không có quyền) và máy chủ (mọi API kiểm tra quyền; thiếu quyền trả lỗi 403). Đổi quyền có hiệu lực ở máy chủ từ yêu cầu kế tiếp của người giữ chức vụ. Giá vốn, giá trị tồn và giá nhập chỉ được máy chủ gửi cho chức vụ có quyền xem. Mọi thay đổi chức vụ và quyền được ghi vào Nhật ký hoạt động (ATL-27).</w:t>
       </w:r>
     </w:p>
     <w:p>
@@ -5568,7 +6153,25 @@
         <w:pStyle w:val="ListParagraph"/>
         <w:numPr>
           <w:ilvl w:val="0"/>
-          <w:numId w:val="2"/>
+          <w:numId w:val="1"/>
+        </w:numPr>
+        <w:spacing w:after="60" w:line="290"/>
+      </w:pPr>
+      <w:r>
+        <w:rPr>
+          <w:rFonts w:ascii="Arial" w:cs="Arial" w:eastAsia="Arial" w:hAnsi="Arial"/>
+          <w:sz w:val="21"/>
+          <w:szCs w:val="21"/>
+        </w:rPr>
+        <w:t xml:space="preserve">Bộ kiểm thử phân quyền gọi mọi API với cả 7 chức vụ, chức vụ không quyền, chưa đăng nhập và tài khoản đang bị buộc đổi mật khẩu.</w:t>
+      </w:r>
+    </w:p>
+    <w:p>
+      <w:pPr>
+        <w:pStyle w:val="ListParagraph"/>
+        <w:numPr>
+          <w:ilvl w:val="0"/>
+          <w:numId w:val="1"/>
         </w:numPr>
         <w:spacing w:after="60" w:line="290"/>
       </w:pPr>
@@ -5631,7 +6234,7 @@
 </file>
 
 <file path=word/footer1.xml><?xml version="1.0" encoding="utf-8"?>
-<w:ftr xmlns:wpc="http://schemas.microsoft.com/office/word/2010/wordprocessingCanvas" xmlns:mc="http://schemas.openxmlformats.org/markup-compatibility/2006" xmlns:o="urn:schemas-microsoft-com:office:office" xmlns:r="http://schemas.openxmlformats.org/officeDocument/2006/relationships" xmlns:m="http://schemas.openxmlformats.org/officeDocument/2006/math" xmlns:v="urn:schemas-microsoft-com:vml" xmlns:wp14="http://schemas.microsoft.com/office/word/2010/wordprocessingDrawing" xmlns:wp="http://schemas.openxmlformats.org/drawingml/2006/wordprocessingDrawing" xmlns:w10="urn:schemas-microsoft-com:office:word" xmlns:w="http://schemas.openxmlformats.org/wordprocessingml/2006/main" xmlns:w14="http://schemas.microsoft.com/office/word/2010/wordml" xmlns:w15="http://schemas.microsoft.com/office/word/2012/wordml" xmlns:wpg="http://schemas.microsoft.com/office/word/2010/wordprocessingGroup" xmlns:wpi="http://schemas.microsoft.com/office/word/2010/wordprocessingInk" xmlns:wne="http://schemas.microsoft.com/office/word/2006/wordml" xmlns:wps="http://schemas.microsoft.com/office/word/2010/wordprocessingShape">
+<w:ftr xmlns:r="http://schemas.openxmlformats.org/officeDocument/2006/relationships" xmlns:w="http://schemas.openxmlformats.org/wordprocessingml/2006/main">
   <w:p>
     <w:pPr>
       <w:jc w:val="center"/>
@@ -5671,6 +6274,15 @@
         <w:szCs w:val="17"/>
       </w:rPr>
       <w:fldChar w:fldCharType="separate"/>
+    </w:r>
+    <w:r>
+      <w:rPr>
+        <w:rFonts w:ascii="Arial" w:cs="Arial" w:eastAsia="Arial" w:hAnsi="Arial"/>
+        <w:color w:val="7F7F7F"/>
+        <w:sz w:val="17"/>
+        <w:szCs w:val="17"/>
+      </w:rPr>
+      <w:t>1</w:t>
     </w:r>
     <w:r>
       <w:rPr>
@@ -5724,6 +6336,15 @@
         <w:sz w:val="17"/>
         <w:szCs w:val="17"/>
       </w:rPr>
+      <w:t>1</w:t>
+    </w:r>
+    <w:r>
+      <w:rPr>
+        <w:rFonts w:ascii="Arial" w:cs="Arial" w:eastAsia="Arial" w:hAnsi="Arial"/>
+        <w:color w:val="7F7F7F"/>
+        <w:sz w:val="17"/>
+        <w:szCs w:val="17"/>
+      </w:rPr>
       <w:fldChar w:fldCharType="end"/>
     </w:r>
   </w:p>
@@ -5768,7 +6389,7 @@
 </file>
 
 <file path=word/header1.xml><?xml version="1.0" encoding="utf-8"?>
-<w:hdr xmlns:wpc="http://schemas.microsoft.com/office/word/2010/wordprocessingCanvas" xmlns:mc="http://schemas.openxmlformats.org/markup-compatibility/2006" xmlns:o="urn:schemas-microsoft-com:office:office" xmlns:r="http://schemas.openxmlformats.org/officeDocument/2006/relationships" xmlns:m="http://schemas.openxmlformats.org/officeDocument/2006/math" xmlns:v="urn:schemas-microsoft-com:vml" xmlns:wp14="http://schemas.microsoft.com/office/word/2010/wordprocessingDrawing" xmlns:wp="http://schemas.openxmlformats.org/drawingml/2006/wordprocessingDrawing" xmlns:w10="urn:schemas-microsoft-com:office:word" xmlns:w="http://schemas.openxmlformats.org/wordprocessingml/2006/main" xmlns:w14="http://schemas.microsoft.com/office/word/2010/wordml" xmlns:w15="http://schemas.microsoft.com/office/word/2012/wordml" xmlns:wpg="http://schemas.microsoft.com/office/word/2010/wordprocessingGroup" xmlns:wpi="http://schemas.microsoft.com/office/word/2010/wordprocessingInk" xmlns:wne="http://schemas.microsoft.com/office/word/2006/wordml" xmlns:wps="http://schemas.microsoft.com/office/word/2010/wordprocessingShape" xmlns:cx="http://schemas.microsoft.com/office/drawing/2014/chartex" xmlns:cx1="http://schemas.microsoft.com/office/drawing/2015/9/8/chartex" xmlns:cx2="http://schemas.microsoft.com/office/drawing/2015/10/21/chartex" xmlns:cx3="http://schemas.microsoft.com/office/drawing/2016/5/9/chartex" xmlns:cx4="http://schemas.microsoft.com/office/drawing/2016/5/10/chartex" xmlns:cx5="http://schemas.microsoft.com/office/drawing/2016/5/11/chartex" xmlns:cx6="http://schemas.microsoft.com/office/drawing/2016/5/12/chartex" xmlns:cx7="http://schemas.microsoft.com/office/drawing/2016/5/13/chartex" xmlns:cx8="http://schemas.microsoft.com/office/drawing/2016/5/14/chartex" xmlns:w16cid="http://schemas.microsoft.com/office/word/2016/wordml/cid" xmlns:w16se="http://schemas.microsoft.com/office/word/2015/wordml/symex">
+<w:hdr xmlns:r="http://schemas.openxmlformats.org/officeDocument/2006/relationships" xmlns:w="http://schemas.openxmlformats.org/wordprocessingml/2006/main">
   <w:p>
     <w:pPr>
       <w:pBdr>
@@ -5794,101 +6415,18 @@
         <w:sz w:val="17"/>
         <w:szCs w:val="17"/>
       </w:rPr>
-      <w:t xml:space="preserve">	ATL-23 · Chức vụ &amp; phân quyền</w:t>
+      <w:tab/>
+      <w:t xml:space="preserve">ATL-23 · Chức vụ &amp; phân quyền</w:t>
     </w:r>
   </w:p>
 </w:hdr>
 </file>
 
 <file path=word/numbering.xml><?xml version="1.0" encoding="utf-8"?>
-<w:numbering xmlns:wpc="http://schemas.microsoft.com/office/word/2010/wordprocessingCanvas" xmlns:mc="http://schemas.openxmlformats.org/markup-compatibility/2006" xmlns:o="urn:schemas-microsoft-com:office:office" xmlns:r="http://schemas.openxmlformats.org/officeDocument/2006/relationships" xmlns:m="http://schemas.openxmlformats.org/officeDocument/2006/math" xmlns:v="urn:schemas-microsoft-com:vml" xmlns:wp14="http://schemas.microsoft.com/office/word/2010/wordprocessingDrawing" xmlns:wp="http://schemas.openxmlformats.org/drawingml/2006/wordprocessingDrawing" xmlns:w10="urn:schemas-microsoft-com:office:word" xmlns:w="http://schemas.openxmlformats.org/wordprocessingml/2006/main" xmlns:w14="http://schemas.microsoft.com/office/word/2010/wordml" xmlns:w15="http://schemas.microsoft.com/office/word/2012/wordml" xmlns:wpg="http://schemas.microsoft.com/office/word/2010/wordprocessingGroup" xmlns:wpi="http://schemas.microsoft.com/office/word/2010/wordprocessingInk" xmlns:wne="http://schemas.microsoft.com/office/word/2006/wordml" xmlns:wps="http://schemas.microsoft.com/office/word/2010/wordprocessingShape" mc:Ignorable="w14 w15 wp14">
-  <w:abstractNum w:abstractNumId="1" w15:restartNumberingAfterBreak="0">
-    <w:multiLevelType w:val="hybridMultilevel"/>
-    <w:lvl w:ilvl="0" w:tentative="1">
-      <w:start w:val="1"/>
-      <w:numFmt w:val="bullet"/>
-      <w:lvlText w:val="●"/>
-      <w:lvlJc w:val="left"/>
-      <w:pPr>
-        <w:ind w:left="720" w:hanging="360"/>
-      </w:pPr>
-    </w:lvl>
-    <w:lvl w:ilvl="1" w:tentative="1">
-      <w:start w:val="1"/>
-      <w:numFmt w:val="bullet"/>
-      <w:lvlText w:val="○"/>
-      <w:lvlJc w:val="left"/>
-      <w:pPr>
-        <w:ind w:left="1440" w:hanging="360"/>
-      </w:pPr>
-    </w:lvl>
-    <w:lvl w:ilvl="2" w:tentative="1">
-      <w:start w:val="1"/>
-      <w:numFmt w:val="bullet"/>
-      <w:lvlText w:val="■"/>
-      <w:lvlJc w:val="left"/>
-      <w:pPr>
-        <w:ind w:left="2160" w:hanging="360"/>
-      </w:pPr>
-    </w:lvl>
-    <w:lvl w:ilvl="3" w:tentative="1">
-      <w:start w:val="1"/>
-      <w:numFmt w:val="bullet"/>
-      <w:lvlText w:val="●"/>
-      <w:lvlJc w:val="left"/>
-      <w:pPr>
-        <w:ind w:left="2880" w:hanging="360"/>
-      </w:pPr>
-    </w:lvl>
-    <w:lvl w:ilvl="4" w:tentative="1">
-      <w:start w:val="1"/>
-      <w:numFmt w:val="bullet"/>
-      <w:lvlText w:val="○"/>
-      <w:lvlJc w:val="left"/>
-      <w:pPr>
-        <w:ind w:left="3600" w:hanging="360"/>
-      </w:pPr>
-    </w:lvl>
-    <w:lvl w:ilvl="5" w:tentative="1">
-      <w:start w:val="1"/>
-      <w:numFmt w:val="bullet"/>
-      <w:lvlText w:val="■"/>
-      <w:lvlJc w:val="left"/>
-      <w:pPr>
-        <w:ind w:left="4320" w:hanging="360"/>
-      </w:pPr>
-    </w:lvl>
-    <w:lvl w:ilvl="6" w:tentative="1">
-      <w:start w:val="1"/>
-      <w:numFmt w:val="bullet"/>
-      <w:lvlText w:val="●"/>
-      <w:lvlJc w:val="left"/>
-      <w:pPr>
-        <w:ind w:left="5040" w:hanging="360"/>
-      </w:pPr>
-    </w:lvl>
-    <w:lvl w:ilvl="7" w:tentative="1">
-      <w:start w:val="1"/>
-      <w:numFmt w:val="bullet"/>
-      <w:lvlText w:val="●"/>
-      <w:lvlJc w:val="left"/>
-      <w:pPr>
-        <w:ind w:left="5760" w:hanging="360"/>
-      </w:pPr>
-    </w:lvl>
-    <w:lvl w:ilvl="8" w:tentative="1">
-      <w:start w:val="1"/>
-      <w:numFmt w:val="bullet"/>
-      <w:lvlText w:val="●"/>
-      <w:lvlJc w:val="left"/>
-      <w:pPr>
-        <w:ind w:left="6480" w:hanging="360"/>
-      </w:pPr>
-    </w:lvl>
-  </w:abstractNum>
-  <w:abstractNum w:abstractNumId="2" w15:restartNumberingAfterBreak="0">
-    <w:multiLevelType w:val="hybridMultilevel"/>
-    <w:lvl w:ilvl="0" w:tentative="1">
+<w:numbering xmlns:r="http://schemas.openxmlformats.org/officeDocument/2006/relationships" xmlns:w="http://schemas.openxmlformats.org/wordprocessingml/2006/main">
+  <w:abstractNum w:abstractNumId="1">
+    <w:multiLevelType w:val="singleLevel"/>
+    <w:lvl w:ilvl="0">
       <w:start w:val="1"/>
       <w:numFmt w:val="bullet"/>
       <w:lvlText w:val="•"/>
@@ -5898,9 +6436,9 @@
       </w:pPr>
     </w:lvl>
   </w:abstractNum>
-  <w:abstractNum w:abstractNumId="3" w15:restartNumberingAfterBreak="0">
-    <w:multiLevelType w:val="hybridMultilevel"/>
-    <w:lvl w:ilvl="0" w:tentative="1">
+  <w:abstractNum w:abstractNumId="2">
+    <w:multiLevelType w:val="singleLevel"/>
+    <w:lvl w:ilvl="0">
       <w:start w:val="1"/>
       <w:numFmt w:val="decimal"/>
       <w:lvlText w:val="%1."/>
@@ -5912,18 +6450,9 @@
   </w:abstractNum>
   <w:num w:numId="1">
     <w:abstractNumId w:val="1"/>
-    <w:lvlOverride w:ilvl="0">
-      <w:startOverride w:val="1"/>
-    </w:lvlOverride>
   </w:num>
   <w:num w:numId="2">
     <w:abstractNumId w:val="2"/>
-    <w:lvlOverride w:ilvl="0">
-      <w:startOverride w:val="1"/>
-    </w:lvlOverride>
-  </w:num>
-  <w:num w:numId="3">
-    <w:abstractNumId w:val="3"/>
     <w:lvlOverride w:ilvl="0">
       <w:startOverride w:val="1"/>
     </w:lvlOverride>
